--- a/IngSoftware/propuesta/Vision/MissTortas-Vision.docx
+++ b/IngSoftware/propuesta/Vision/MissTortas-Vision.docx
@@ -74,7 +74,6 @@
           <w:color w:val="706E0C"/>
         </w:rPr>
       </w:pPr>
-      <w:proofErr w:type="spellStart"/>
       <w:r>
         <w:rPr>
           <w:b/>
@@ -82,9 +81,8 @@
           <w:sz w:val="36"/>
           <w:szCs w:val="36"/>
         </w:rPr>
-        <w:t>MissTortas</w:t>
-      </w:r>
-      <w:proofErr w:type="spellEnd"/>
+        <w:t xml:space="preserve">MissTortas Bakery - </w:t>
+      </w:r>
       <w:r>
         <w:rPr>
           <w:b/>
@@ -92,35 +90,6 @@
           <w:sz w:val="36"/>
           <w:szCs w:val="36"/>
         </w:rPr>
-        <w:t xml:space="preserve"> </w:t>
-      </w:r>
-      <w:proofErr w:type="spellStart"/>
-      <w:r>
-        <w:rPr>
-          <w:b/>
-          <w:color w:val="706E0C"/>
-          <w:sz w:val="36"/>
-          <w:szCs w:val="36"/>
-        </w:rPr>
-        <w:t>Bakery</w:t>
-      </w:r>
-      <w:proofErr w:type="spellEnd"/>
-      <w:r>
-        <w:rPr>
-          <w:b/>
-          <w:color w:val="706E0C"/>
-          <w:sz w:val="36"/>
-          <w:szCs w:val="36"/>
-        </w:rPr>
-        <w:t xml:space="preserve"> - </w:t>
-      </w:r>
-      <w:r>
-        <w:rPr>
-          <w:b/>
-          <w:color w:val="706E0C"/>
-          <w:sz w:val="36"/>
-          <w:szCs w:val="36"/>
-        </w:rPr>
         <w:t>Sistema</w:t>
       </w:r>
     </w:p>
@@ -150,12 +119,16 @@
         <w:t>Versión: 0.1.</w:t>
       </w:r>
       <w:r>
-        <w:t>2</w:t>
+        <w:t>4</w:t>
       </w:r>
     </w:p>
     <w:p>
       <w:pPr>
         <w:ind w:left="284"/>
+        <w:rPr>
+          <w:b/>
+          <w:bCs/>
+        </w:rPr>
       </w:pPr>
       <w:r>
         <w:t xml:space="preserve">Fecha: </w:t>
@@ -166,7 +139,7 @@
     </w:p>
     <w:p>
       <w:pPr>
-        <w:pStyle w:val="Ttulo1"/>
+        <w:pStyle w:val="Heading1"/>
         <w:pageBreakBefore/>
         <w:numPr>
           <w:ilvl w:val="0"/>
@@ -2327,7 +2300,7 @@
     <w:p/>
     <w:p>
       <w:pPr>
-        <w:pStyle w:val="Ttulo1"/>
+        <w:pStyle w:val="Heading1"/>
         <w:pageBreakBefore/>
         <w:numPr>
           <w:ilvl w:val="0"/>
@@ -2353,7 +2326,7 @@
     </w:p>
     <w:tbl>
       <w:tblPr>
-        <w:tblStyle w:val="Tabladecuadrcula4"/>
+        <w:tblStyle w:val="GridTable4"/>
         <w:tblW w:w="9900" w:type="dxa"/>
         <w:tblLayout w:type="fixed"/>
         <w:tblLook w:val="04A0" w:firstRow="1" w:lastRow="0" w:firstColumn="1" w:lastColumn="0" w:noHBand="0" w:noVBand="1"/>
@@ -4253,7 +4226,7 @@
     </w:p>
     <w:p>
       <w:pPr>
-        <w:pStyle w:val="Ttulo1"/>
+        <w:pStyle w:val="Heading1"/>
         <w:pageBreakBefore/>
         <w:numPr>
           <w:ilvl w:val="0"/>
@@ -4269,7 +4242,7 @@
     </w:p>
     <w:p>
       <w:pPr>
-        <w:pStyle w:val="Ttulo2"/>
+        <w:pStyle w:val="Heading2"/>
         <w:numPr>
           <w:ilvl w:val="1"/>
           <w:numId w:val="1"/>
@@ -4289,21 +4262,7 @@
         <w:rPr>
           <w:color w:val="000000"/>
         </w:rPr>
-        <w:t xml:space="preserve">El documento de Visión describe la funcionalidad requerida y las limitaciones a su construcción para el Software destinado a Miss Tortas </w:t>
-      </w:r>
-      <w:proofErr w:type="spellStart"/>
-      <w:r>
-        <w:rPr>
-          <w:color w:val="000000"/>
-        </w:rPr>
-        <w:t>Bakery</w:t>
-      </w:r>
-      <w:proofErr w:type="spellEnd"/>
-      <w:r>
-        <w:rPr>
-          <w:color w:val="000000"/>
-        </w:rPr>
-        <w:t>; y es una medida contra la cual todas las decisiones futuras serán validadas.</w:t>
+        <w:t>El documento de Visión describe la funcionalidad requerida y las limitaciones a su construcción para el Software destinado a Miss Tortas Bakery; y es una medida contra la cual todas las decisiones futuras serán validadas.</w:t>
       </w:r>
     </w:p>
     <w:p>
@@ -4313,7 +4272,7 @@
     </w:p>
     <w:p>
       <w:pPr>
-        <w:pStyle w:val="Ttulo2"/>
+        <w:pStyle w:val="Heading2"/>
         <w:numPr>
           <w:ilvl w:val="1"/>
           <w:numId w:val="1"/>
@@ -4336,7 +4295,7 @@
     <w:p/>
     <w:tbl>
       <w:tblPr>
-        <w:tblStyle w:val="Tabladecuadrcula4"/>
+        <w:tblStyle w:val="GridTable4"/>
         <w:tblW w:w="8460" w:type="dxa"/>
         <w:tblLayout w:type="fixed"/>
         <w:tblLook w:val="04A0" w:firstRow="1" w:lastRow="0" w:firstColumn="1" w:lastColumn="0" w:noHBand="0" w:noVBand="1"/>
@@ -4444,16 +4403,8 @@
               <w:rPr>
                 <w:color w:val="000000"/>
               </w:rPr>
-              <w:t xml:space="preserve">Consultor Industrial de </w:t>
-            </w:r>
-            <w:proofErr w:type="spellStart"/>
-            <w:r>
-              <w:rPr>
-                <w:color w:val="000000"/>
-              </w:rPr>
-              <w:t>WeImprove</w:t>
-            </w:r>
-            <w:proofErr w:type="spellEnd"/>
+              <w:t>Consultor Industrial de WeImprove</w:t>
+            </w:r>
           </w:p>
         </w:tc>
       </w:tr>
@@ -4482,18 +4433,8 @@
                 <w:bCs w:val="0"/>
                 <w:color w:val="000000"/>
               </w:rPr>
-              <w:t xml:space="preserve">Nahir </w:t>
-            </w:r>
-            <w:proofErr w:type="spellStart"/>
-            <w:r>
-              <w:rPr>
-                <w:b w:val="0"/>
-                <w:bCs w:val="0"/>
-                <w:color w:val="000000"/>
-              </w:rPr>
-              <w:t>Gonzalez</w:t>
-            </w:r>
-            <w:proofErr w:type="spellEnd"/>
+              <w:t>Nahir Gonzalez</w:t>
+            </w:r>
           </w:p>
         </w:tc>
         <w:tc>
@@ -4581,23 +4522,13 @@
                 <w:color w:val="000000"/>
               </w:rPr>
             </w:pPr>
-            <w:proofErr w:type="spellStart"/>
             <w:r>
               <w:rPr>
                 <w:b w:val="0"/>
                 <w:bCs w:val="0"/>
                 <w:color w:val="000000"/>
               </w:rPr>
-              <w:t>Ivan</w:t>
-            </w:r>
-            <w:proofErr w:type="spellEnd"/>
-            <w:r>
-              <w:rPr>
-                <w:b w:val="0"/>
-                <w:bCs w:val="0"/>
-                <w:color w:val="000000"/>
-              </w:rPr>
-              <w:t xml:space="preserve"> DeRocha</w:t>
+              <w:t>Ivan DeRocha</w:t>
             </w:r>
           </w:p>
         </w:tc>
@@ -4687,23 +4618,13 @@
                 <w:color w:val="000000"/>
               </w:rPr>
             </w:pPr>
-            <w:proofErr w:type="spellStart"/>
             <w:r>
               <w:rPr>
                 <w:b w:val="0"/>
                 <w:bCs w:val="0"/>
                 <w:color w:val="000000"/>
               </w:rPr>
-              <w:t>Elias</w:t>
-            </w:r>
-            <w:proofErr w:type="spellEnd"/>
-            <w:r>
-              <w:rPr>
-                <w:b w:val="0"/>
-                <w:bCs w:val="0"/>
-                <w:color w:val="000000"/>
-              </w:rPr>
-              <w:t xml:space="preserve"> Rojas</w:t>
+              <w:t>Elias Rojas</w:t>
             </w:r>
           </w:p>
         </w:tc>
@@ -4732,7 +4653,7 @@
     <w:p/>
     <w:p>
       <w:pPr>
-        <w:pStyle w:val="Ttulo2"/>
+        <w:pStyle w:val="Heading2"/>
         <w:numPr>
           <w:ilvl w:val="1"/>
           <w:numId w:val="1"/>
@@ -4752,7 +4673,7 @@
     <w:p/>
     <w:p>
       <w:pPr>
-        <w:pStyle w:val="Ttulo3"/>
+        <w:pStyle w:val="Heading3"/>
         <w:numPr>
           <w:ilvl w:val="2"/>
           <w:numId w:val="1"/>
@@ -4760,21 +4681,13 @@
       </w:pPr>
       <w:bookmarkStart w:id="8" w:name="__RefHeading___Toc9305_3966994088"/>
       <w:r>
-        <w:t xml:space="preserve">Por parte de Miss Tortas </w:t>
-      </w:r>
-      <w:proofErr w:type="spellStart"/>
-      <w:r>
-        <w:t>Bakery</w:t>
-      </w:r>
-      <w:proofErr w:type="spellEnd"/>
-      <w:r>
-        <w:t xml:space="preserve"> SA</w:t>
+        <w:t>Por parte de Miss Tortas Bakery SA</w:t>
       </w:r>
       <w:bookmarkEnd w:id="8"/>
     </w:p>
     <w:tbl>
       <w:tblPr>
-        <w:tblStyle w:val="Tabladecuadrcula4"/>
+        <w:tblStyle w:val="GridTable4"/>
         <w:tblW w:w="8361" w:type="dxa"/>
         <w:tblLayout w:type="fixed"/>
         <w:tblLook w:val="04A0" w:firstRow="1" w:lastRow="0" w:firstColumn="1" w:lastColumn="0" w:noHBand="0" w:noVBand="1"/>
@@ -4864,18 +4777,8 @@
                 <w:bCs w:val="0"/>
                 <w:color w:val="000000"/>
               </w:rPr>
-              <w:t xml:space="preserve">Nahir </w:t>
-            </w:r>
-            <w:proofErr w:type="spellStart"/>
-            <w:r>
-              <w:rPr>
-                <w:b w:val="0"/>
-                <w:bCs w:val="0"/>
-                <w:color w:val="000000"/>
-              </w:rPr>
-              <w:t>Gonzalez</w:t>
-            </w:r>
-            <w:proofErr w:type="spellEnd"/>
+              <w:t>Nahir Gonzalez</w:t>
+            </w:r>
           </w:p>
         </w:tc>
         <w:tc>
@@ -4947,16 +4850,8 @@
               <w:rPr>
                 <w:color w:val="000000"/>
               </w:rPr>
-              <w:t xml:space="preserve">Consultor Informático de </w:t>
-            </w:r>
-            <w:proofErr w:type="spellStart"/>
-            <w:r>
-              <w:rPr>
-                <w:color w:val="000000"/>
-              </w:rPr>
-              <w:t>WeImprove</w:t>
-            </w:r>
-            <w:proofErr w:type="spellEnd"/>
+              <w:t>Consultor Informático de WeImprove</w:t>
+            </w:r>
           </w:p>
         </w:tc>
       </w:tr>
@@ -4964,7 +4859,7 @@
     <w:p/>
     <w:p>
       <w:pPr>
-        <w:pStyle w:val="Ttulo3"/>
+        <w:pStyle w:val="Heading3"/>
         <w:numPr>
           <w:ilvl w:val="2"/>
           <w:numId w:val="1"/>
@@ -4980,7 +4875,7 @@
     </w:p>
     <w:tbl>
       <w:tblPr>
-        <w:tblStyle w:val="Tabladecuadrcula4"/>
+        <w:tblStyle w:val="GridTable4"/>
         <w:tblW w:w="8460" w:type="dxa"/>
         <w:tblLayout w:type="fixed"/>
         <w:tblLook w:val="04A0" w:firstRow="1" w:lastRow="0" w:firstColumn="1" w:lastColumn="0" w:noHBand="0" w:noVBand="1"/>
@@ -5064,23 +4959,13 @@
                 <w:color w:val="000000"/>
               </w:rPr>
             </w:pPr>
-            <w:proofErr w:type="spellStart"/>
             <w:r>
               <w:rPr>
                 <w:b w:val="0"/>
                 <w:bCs w:val="0"/>
                 <w:color w:val="000000"/>
               </w:rPr>
-              <w:t>Elias</w:t>
-            </w:r>
-            <w:proofErr w:type="spellEnd"/>
-            <w:r>
-              <w:rPr>
-                <w:b w:val="0"/>
-                <w:bCs w:val="0"/>
-                <w:color w:val="000000"/>
-              </w:rPr>
-              <w:t xml:space="preserve"> Rojas</w:t>
+              <w:t>Elias Rojas</w:t>
             </w:r>
           </w:p>
         </w:tc>
@@ -5109,7 +4994,7 @@
     <w:p/>
     <w:p>
       <w:pPr>
-        <w:pStyle w:val="Ttulo2"/>
+        <w:pStyle w:val="Heading2"/>
         <w:numPr>
           <w:ilvl w:val="1"/>
           <w:numId w:val="1"/>
@@ -5186,20 +5071,12 @@
         <w:ind w:left="1260" w:hanging="720"/>
       </w:pPr>
       <w:r>
-        <w:t xml:space="preserve">Productos personalizados: Productos hechos a medida para el cliente, detallados por el mismo, generalmente con motivos especiales como eventos (cumpleaños, aniversarios, </w:t>
-      </w:r>
-      <w:proofErr w:type="gramStart"/>
-      <w:r>
-        <w:t>festividades,…</w:t>
-      </w:r>
-      <w:proofErr w:type="gramEnd"/>
-      <w:r>
-        <w:t>).</w:t>
-      </w:r>
-    </w:p>
-    <w:p>
-      <w:pPr>
-        <w:pStyle w:val="Ttulo2"/>
+        <w:t>Productos personalizados: Productos hechos a medida para el cliente, detallados por el mismo, generalmente con motivos especiales como eventos (cumpleaños, aniversarios, festividades,…).</w:t>
+      </w:r>
+    </w:p>
+    <w:p>
+      <w:pPr>
+        <w:pStyle w:val="Heading2"/>
         <w:numPr>
           <w:ilvl w:val="1"/>
           <w:numId w:val="1"/>
@@ -5221,7 +5098,7 @@
     </w:p>
     <w:p>
       <w:pPr>
-        <w:pStyle w:val="Ttulo1"/>
+        <w:pStyle w:val="Heading1"/>
         <w:numPr>
           <w:ilvl w:val="0"/>
           <w:numId w:val="1"/>
@@ -5237,7 +5114,7 @@
     </w:p>
     <w:p>
       <w:pPr>
-        <w:pStyle w:val="Ttulo2"/>
+        <w:pStyle w:val="Heading2"/>
         <w:numPr>
           <w:ilvl w:val="1"/>
           <w:numId w:val="1"/>
@@ -5256,61 +5133,11 @@
         <w:spacing w:before="60" w:after="120" w:line="264" w:lineRule="auto"/>
         <w:ind w:firstLine="720"/>
       </w:pPr>
-      <w:proofErr w:type="spellStart"/>
-      <w:r>
-        <w:rPr>
-          <w:color w:val="000000"/>
-        </w:rPr>
-        <w:t>MissTortas</w:t>
-      </w:r>
-      <w:proofErr w:type="spellEnd"/>
-      <w:r>
-        <w:rPr>
-          <w:color w:val="000000"/>
-        </w:rPr>
-        <w:t xml:space="preserve"> </w:t>
-      </w:r>
-      <w:proofErr w:type="spellStart"/>
-      <w:r>
-        <w:rPr>
-          <w:color w:val="000000"/>
-        </w:rPr>
-        <w:t>Bakery</w:t>
-      </w:r>
-      <w:proofErr w:type="spellEnd"/>
-      <w:r>
-        <w:rPr>
-          <w:color w:val="000000"/>
-        </w:rPr>
-        <w:t xml:space="preserve"> SA, desde ahora también, la Pastelería, realizó la contratación de servicios de la consultora </w:t>
-      </w:r>
-      <w:proofErr w:type="spellStart"/>
-      <w:r>
-        <w:rPr>
-          <w:color w:val="000000"/>
-        </w:rPr>
-        <w:t>WeImprove</w:t>
-      </w:r>
-      <w:proofErr w:type="spellEnd"/>
-      <w:r>
-        <w:rPr>
-          <w:color w:val="000000"/>
-        </w:rPr>
-        <w:t xml:space="preserve"> para mejorar los procesos de </w:t>
-      </w:r>
-      <w:proofErr w:type="gramStart"/>
-      <w:r>
-        <w:rPr>
-          <w:color w:val="000000"/>
-        </w:rPr>
-        <w:t>la misma</w:t>
-      </w:r>
-      <w:proofErr w:type="gramEnd"/>
-      <w:r>
-        <w:rPr>
-          <w:color w:val="000000"/>
-        </w:rPr>
-        <w:t xml:space="preserve">. Del análisis realizado se han detectado dos grandes áreas a mejorar, </w:t>
+      <w:r>
+        <w:rPr>
+          <w:color w:val="000000"/>
+        </w:rPr>
+        <w:t xml:space="preserve">MissTortas Bakery SA, desde ahora también, la Pastelería, realizó la contratación de servicios de la consultora WeImprove para mejorar los procesos de la misma. Del análisis realizado se han detectado dos grandes áreas a mejorar, </w:t>
       </w:r>
       <w:r>
         <w:rPr>
@@ -5322,21 +5149,7 @@
         <w:rPr>
           <w:color w:val="000000"/>
         </w:rPr>
-        <w:t xml:space="preserve"> Interna y Atención al Público. Por el lado de Atención al Público la mejora debe presentar una integración de los clientes y el personal de la pastelería bajo un mismo concepto brindando mayor visibilidad y eficiencia al trabajo, a la vez reduciendo situaciones que puedan llegar a malentendidos planteando protocolos firmes. Por el lado de Gestión Interna, esta mejora apunta a la gestión de los empleados, proveedores y procesos </w:t>
-      </w:r>
-      <w:proofErr w:type="gramStart"/>
-      <w:r>
-        <w:rPr>
-          <w:color w:val="000000"/>
-        </w:rPr>
-        <w:t>internos ,</w:t>
-      </w:r>
-      <w:proofErr w:type="gramEnd"/>
-      <w:r>
-        <w:rPr>
-          <w:color w:val="000000"/>
-        </w:rPr>
-        <w:t xml:space="preserve"> como Procesos Contables, dentro de la pastelería.</w:t>
+        <w:t xml:space="preserve"> Interna y Atención al Público. Por el lado de Atención al Público la mejora debe presentar una integración de los clientes y el personal de la pastelería bajo un mismo concepto brindando mayor visibilidad y eficiencia al trabajo, a la vez reduciendo situaciones que puedan llegar a malentendidos planteando protocolos firmes. Por el lado de Gestión Interna, esta mejora apunta a la gestión de los empleados, proveedores y procesos internos , como Procesos Contables, dentro de la pastelería.</w:t>
       </w:r>
     </w:p>
     <w:p>
@@ -5344,47 +5157,11 @@
         <w:spacing w:before="60" w:after="120" w:line="264" w:lineRule="auto"/>
         <w:ind w:firstLine="720"/>
       </w:pPr>
-      <w:proofErr w:type="spellStart"/>
-      <w:r>
-        <w:rPr>
-          <w:color w:val="000000"/>
-        </w:rPr>
-        <w:t>WeImprove</w:t>
-      </w:r>
-      <w:proofErr w:type="spellEnd"/>
-      <w:r>
-        <w:rPr>
-          <w:color w:val="000000"/>
-        </w:rPr>
-        <w:t xml:space="preserve">, en representación de </w:t>
-      </w:r>
-      <w:proofErr w:type="spellStart"/>
-      <w:r>
-        <w:rPr>
-          <w:color w:val="000000"/>
-        </w:rPr>
-        <w:t>MissTortas</w:t>
-      </w:r>
-      <w:proofErr w:type="spellEnd"/>
-      <w:r>
-        <w:rPr>
-          <w:color w:val="000000"/>
-        </w:rPr>
-        <w:t xml:space="preserve"> </w:t>
-      </w:r>
-      <w:proofErr w:type="spellStart"/>
-      <w:r>
-        <w:rPr>
-          <w:color w:val="000000"/>
-        </w:rPr>
-        <w:t>Bakery</w:t>
-      </w:r>
-      <w:proofErr w:type="spellEnd"/>
-      <w:r>
-        <w:rPr>
-          <w:color w:val="000000"/>
-        </w:rPr>
-        <w:t>, ha solicitado a ENRG Labs generar una propuesta que presente el esfuerzo necesario para reemplazar el procedimiento de Gestión Interna (Esto incluye Contabilidad, Inventario, Gestión de Empleados) a través de la implementación de una solución basada en escritorio y del procedimiento de Atención al Público, con una solución basada en web.</w:t>
+      <w:r>
+        <w:rPr>
+          <w:color w:val="000000"/>
+        </w:rPr>
+        <w:t>WeImprove, en representación de MissTortas Bakery, ha solicitado a ENRG Labs generar una propuesta que presente el esfuerzo necesario para reemplazar el procedimiento de Gestión Interna (Esto incluye Contabilidad, Inventario, Gestión de Empleados) a través de la implementación de una solución basada en escritorio y del procedimiento de Atención al Público, con una solución basada en web.</w:t>
       </w:r>
     </w:p>
     <w:p>
@@ -5501,21 +5278,7 @@
         <w:rPr>
           <w:color w:val="000000"/>
         </w:rPr>
-        <w:t xml:space="preserve"> al simplificar la complejidad operativa actual que resulta del uso y el manejo de la información en formato papel, que luego </w:t>
-      </w:r>
-      <w:proofErr w:type="spellStart"/>
-      <w:r>
-        <w:rPr>
-          <w:color w:val="000000"/>
-        </w:rPr>
-        <w:t>rd</w:t>
-      </w:r>
-      <w:proofErr w:type="spellEnd"/>
-      <w:r>
-        <w:rPr>
-          <w:color w:val="000000"/>
-        </w:rPr>
-        <w:t xml:space="preserve"> archivadas y/o almacenada en archivos Excel o en formato de texto.</w:t>
+        <w:t xml:space="preserve"> al simplificar la complejidad operativa actual que resulta del uso y el manejo de la información en formato papel, que luego rd archivadas y/o almacenada en archivos Excel o en formato de texto.</w:t>
       </w:r>
     </w:p>
     <w:p>
@@ -5633,21 +5396,7 @@
         <w:rPr>
           <w:color w:val="000000"/>
         </w:rPr>
-        <w:t xml:space="preserve"> Control de Inventario y Recetas a la aplicación de Escritorio se pretende reducir la ocupación del personal de la pastelería en </w:t>
-      </w:r>
-      <w:proofErr w:type="gramStart"/>
-      <w:r>
-        <w:rPr>
-          <w:color w:val="000000"/>
-        </w:rPr>
-        <w:t>éstas</w:t>
-      </w:r>
-      <w:proofErr w:type="gramEnd"/>
-      <w:r>
-        <w:rPr>
-          <w:color w:val="000000"/>
-        </w:rPr>
-        <w:t xml:space="preserve"> actividades, y</w:t>
+        <w:t xml:space="preserve"> Control de Inventario y Recetas a la aplicación de Escritorio se pretende reducir la ocupación del personal de la pastelería en éstas actividades, y</w:t>
       </w:r>
       <w:r>
         <w:rPr>
@@ -5660,21 +5409,7 @@
         <w:rPr>
           <w:color w:val="000000"/>
         </w:rPr>
-        <w:t xml:space="preserve"> el trabajo de </w:t>
-      </w:r>
-      <w:proofErr w:type="gramStart"/>
-      <w:r>
-        <w:rPr>
-          <w:color w:val="000000"/>
-        </w:rPr>
-        <w:t>los mismos</w:t>
-      </w:r>
-      <w:proofErr w:type="gramEnd"/>
-      <w:r>
-        <w:rPr>
-          <w:color w:val="000000"/>
-        </w:rPr>
-        <w:t xml:space="preserve"> al tener más control sobre sus procesos.</w:t>
+        <w:t xml:space="preserve"> el trabajo de los mismos al tener más control sobre sus procesos.</w:t>
       </w:r>
     </w:p>
     <w:p>
@@ -5778,35 +5513,7 @@
         <w:rPr>
           <w:color w:val="000000"/>
         </w:rPr>
-        <w:t xml:space="preserve">La propuesta presentada por ENRG Labs, contempla estos objetivos y oportunidades a través de dos soluciones Web y Escritorio que reemplacen al proceso actual que posee la pastelería </w:t>
-      </w:r>
-      <w:proofErr w:type="spellStart"/>
-      <w:r>
-        <w:rPr>
-          <w:color w:val="000000"/>
-        </w:rPr>
-        <w:t>MissTortas</w:t>
-      </w:r>
-      <w:proofErr w:type="spellEnd"/>
-      <w:r>
-        <w:rPr>
-          <w:color w:val="000000"/>
-        </w:rPr>
-        <w:t xml:space="preserve"> </w:t>
-      </w:r>
-      <w:proofErr w:type="spellStart"/>
-      <w:r>
-        <w:rPr>
-          <w:color w:val="000000"/>
-        </w:rPr>
-        <w:t>Bakery</w:t>
-      </w:r>
-      <w:proofErr w:type="spellEnd"/>
-      <w:r>
-        <w:rPr>
-          <w:color w:val="000000"/>
-        </w:rPr>
-        <w:t>.</w:t>
+        <w:t>La propuesta presentada por ENRG Labs, contempla estos objetivos y oportunidades a través de dos soluciones Web y Escritorio que reemplacen al proceso actual que posee la pastelería MissTortas Bakery.</w:t>
       </w:r>
     </w:p>
     <w:p>
@@ -5819,7 +5526,7 @@
     </w:p>
     <w:p>
       <w:pPr>
-        <w:pStyle w:val="Ttulo2"/>
+        <w:pStyle w:val="Heading2"/>
         <w:numPr>
           <w:ilvl w:val="1"/>
           <w:numId w:val="1"/>
@@ -5829,22 +5536,14 @@
       <w:bookmarkStart w:id="20" w:name="__RefHeading___Toc9293_3966994088"/>
       <w:bookmarkEnd w:id="19"/>
       <w:r>
-        <w:t xml:space="preserve">Lista de </w:t>
-      </w:r>
-      <w:proofErr w:type="spellStart"/>
-      <w:r>
-        <w:t>Stakeholders</w:t>
-      </w:r>
-      <w:proofErr w:type="spellEnd"/>
-      <w:r>
-        <w:t xml:space="preserve"> referentes</w:t>
+        <w:t>Lista de Stakeholders referentes</w:t>
       </w:r>
       <w:bookmarkEnd w:id="20"/>
     </w:p>
     <w:p/>
     <w:tbl>
       <w:tblPr>
-        <w:tblStyle w:val="Tabladecuadrcula4"/>
+        <w:tblStyle w:val="GridTable4"/>
         <w:tblW w:w="8460" w:type="dxa"/>
         <w:tblLayout w:type="fixed"/>
         <w:tblLook w:val="04A0" w:firstRow="1" w:lastRow="0" w:firstColumn="1" w:lastColumn="0" w:noHBand="0" w:noVBand="1"/>
@@ -5956,18 +5655,8 @@
                 <w:bCs w:val="0"/>
                 <w:color w:val="000000"/>
               </w:rPr>
-              <w:t xml:space="preserve">Nahir </w:t>
-            </w:r>
-            <w:proofErr w:type="spellStart"/>
-            <w:r>
-              <w:rPr>
-                <w:b w:val="0"/>
-                <w:bCs w:val="0"/>
-                <w:color w:val="000000"/>
-              </w:rPr>
-              <w:t>Gonzalez</w:t>
-            </w:r>
-            <w:proofErr w:type="spellEnd"/>
+              <w:t>Nahir Gonzalez</w:t>
+            </w:r>
           </w:p>
         </w:tc>
         <w:tc>
@@ -5982,28 +5671,12 @@
                 <w:color w:val="000000"/>
               </w:rPr>
             </w:pPr>
-            <w:proofErr w:type="spellStart"/>
-            <w:r>
-              <w:rPr>
-                <w:color w:val="000000"/>
-              </w:rPr>
-              <w:t>MissTortas</w:t>
-            </w:r>
-            <w:proofErr w:type="spellEnd"/>
-            <w:r>
-              <w:rPr>
-                <w:color w:val="000000"/>
-              </w:rPr>
-              <w:t xml:space="preserve"> </w:t>
-            </w:r>
-            <w:proofErr w:type="spellStart"/>
-            <w:r>
-              <w:rPr>
-                <w:color w:val="000000"/>
-              </w:rPr>
-              <w:t>Bakery</w:t>
-            </w:r>
-            <w:proofErr w:type="spellEnd"/>
+            <w:r>
+              <w:rPr>
+                <w:color w:val="000000"/>
+              </w:rPr>
+              <w:t>MissTortas Bakery</w:t>
+            </w:r>
           </w:p>
         </w:tc>
         <w:tc>
@@ -6068,14 +5741,12 @@
                 <w:color w:val="000000"/>
               </w:rPr>
             </w:pPr>
-            <w:proofErr w:type="spellStart"/>
             <w:r>
               <w:rPr>
                 <w:color w:val="000000"/>
               </w:rPr>
               <w:t>WeImprove</w:t>
             </w:r>
-            <w:proofErr w:type="spellEnd"/>
           </w:p>
         </w:tc>
         <w:tc>
@@ -6103,7 +5774,7 @@
     <w:p/>
     <w:p>
       <w:pPr>
-        <w:pStyle w:val="Ttulo2"/>
+        <w:pStyle w:val="Heading2"/>
         <w:numPr>
           <w:ilvl w:val="1"/>
           <w:numId w:val="1"/>
@@ -6120,7 +5791,7 @@
     </w:p>
     <w:p>
       <w:pPr>
-        <w:pStyle w:val="Ttulo3"/>
+        <w:pStyle w:val="Heading3"/>
         <w:numPr>
           <w:ilvl w:val="2"/>
           <w:numId w:val="1"/>
@@ -6186,7 +5857,7 @@
     </w:p>
     <w:p>
       <w:pPr>
-        <w:pStyle w:val="Ttulo3"/>
+        <w:pStyle w:val="Heading3"/>
         <w:numPr>
           <w:ilvl w:val="2"/>
           <w:numId w:val="1"/>
@@ -6199,7 +5870,7 @@
     </w:p>
     <w:p>
       <w:pPr>
-        <w:pStyle w:val="Ttulo4"/>
+        <w:pStyle w:val="Heading4"/>
         <w:numPr>
           <w:ilvl w:val="3"/>
           <w:numId w:val="1"/>
@@ -6377,14 +6048,12 @@
         </w:rPr>
         <w:t xml:space="preserve">o no, que luego serán preparados. Esta preparación realiza un cambio en el Inventario que se controla los viernes por los mismos Empleados. Una vez terminado el pedido y si este se puede preparar en el acto, el cliente lo retira o puede ser enviado. Se coordina con </w:t>
       </w:r>
-      <w:proofErr w:type="spellStart"/>
       <w:r>
         <w:rPr>
           <w:color w:val="000000"/>
         </w:rPr>
         <w:t>Cadetería</w:t>
       </w:r>
-      <w:proofErr w:type="spellEnd"/>
       <w:r>
         <w:rPr>
           <w:color w:val="000000"/>
@@ -6432,7 +6101,7 @@
     </w:p>
     <w:p>
       <w:pPr>
-        <w:pStyle w:val="Ttulo4"/>
+        <w:pStyle w:val="Heading4"/>
         <w:numPr>
           <w:ilvl w:val="3"/>
           <w:numId w:val="1"/>
@@ -6707,19 +6376,11 @@
           <w:color w:val="000000"/>
         </w:rPr>
       </w:pPr>
-      <w:proofErr w:type="gramStart"/>
-      <w:r>
-        <w:rPr>
-          <w:color w:val="000000"/>
-        </w:rPr>
-        <w:t>Total</w:t>
-      </w:r>
-      <w:proofErr w:type="gramEnd"/>
-      <w:r>
-        <w:rPr>
-          <w:color w:val="000000"/>
-        </w:rPr>
-        <w:t xml:space="preserve"> control sobre las Cuentas de la Pastelería. Entre otras cosas, incluye gestionar pagos a proveedores de servicios (luz, agua), obligaciones legislativas, remuneraciones.</w:t>
+      <w:r>
+        <w:rPr>
+          <w:color w:val="000000"/>
+        </w:rPr>
+        <w:t>Total control sobre las Cuentas de la Pastelería. Entre otras cosas, incluye gestionar pagos a proveedores de servicios (luz, agua), obligaciones legislativas, remuneraciones.</w:t>
       </w:r>
     </w:p>
     <w:p>
@@ -6860,7 +6521,7 @@
     </w:p>
     <w:p>
       <w:pPr>
-        <w:pStyle w:val="Ttulo3"/>
+        <w:pStyle w:val="Heading3"/>
         <w:numPr>
           <w:ilvl w:val="2"/>
           <w:numId w:val="1"/>
@@ -7046,21 +6707,7 @@
         <w:rPr>
           <w:color w:val="000000"/>
         </w:rPr>
-        <w:t xml:space="preserve">enta el precio final del Pedido. Luego se comunica con el Encargado de Atención al Público para comentarle sus detalles. Los avances del Pedido se irán comentando en el canal de comunicación principal (físico </w:t>
-      </w:r>
-      <w:proofErr w:type="spellStart"/>
-      <w:r>
-        <w:rPr>
-          <w:color w:val="000000"/>
-        </w:rPr>
-        <w:t>ó</w:t>
-      </w:r>
-      <w:proofErr w:type="spellEnd"/>
-      <w:r>
-        <w:rPr>
-          <w:color w:val="000000"/>
-        </w:rPr>
-        <w:t xml:space="preserve"> digital).</w:t>
+        <w:t>enta el precio final del Pedido. Luego se comunica con el Encargado de Atención al Público para comentarle sus detalles. Los avances del Pedido se irán comentando en el canal de comunicación principal (físico ó digital).</w:t>
       </w:r>
     </w:p>
     <w:p>
@@ -7077,21 +6724,7 @@
         <w:rPr>
           <w:color w:val="000000"/>
         </w:rPr>
-        <w:t xml:space="preserve">Se realiza la solicitud del pago, si esta se confirma, se emitirán dos </w:t>
-      </w:r>
-      <w:proofErr w:type="gramStart"/>
-      <w:r>
-        <w:rPr>
-          <w:color w:val="000000"/>
-        </w:rPr>
-        <w:t>tickets</w:t>
-      </w:r>
-      <w:proofErr w:type="gramEnd"/>
-      <w:r>
-        <w:rPr>
-          <w:color w:val="000000"/>
-        </w:rPr>
-        <w:t>:</w:t>
+        <w:t>Se realiza la solicitud del pago, si esta se confirma, se emitirán dos tickets:</w:t>
       </w:r>
     </w:p>
     <w:p>
@@ -7125,21 +6758,7 @@
         <w:rPr>
           <w:color w:val="000000"/>
         </w:rPr>
-        <w:t xml:space="preserve">Un comprobante de pago proveniente del sistema POS </w:t>
-      </w:r>
-      <w:proofErr w:type="spellStart"/>
-      <w:r>
-        <w:rPr>
-          <w:color w:val="000000"/>
-        </w:rPr>
-        <w:t>PosNet</w:t>
-      </w:r>
-      <w:proofErr w:type="spellEnd"/>
-      <w:r>
-        <w:rPr>
-          <w:color w:val="000000"/>
-        </w:rPr>
-        <w:t>. Est</w:t>
+        <w:t>Un comprobante de pago proveniente del sistema POS PosNet. Est</w:t>
       </w:r>
       <w:r>
         <w:rPr>
@@ -7164,21 +6783,7 @@
         <w:rPr>
           <w:color w:val="000000"/>
         </w:rPr>
-        <w:t xml:space="preserve">Si el pedido se desea pagar fuera del local, el cliente deberá enviar el comprobante de pago mediante el canal de comunicación. Aquellos pedidos que sean enviados mediante </w:t>
-      </w:r>
-      <w:proofErr w:type="spellStart"/>
-      <w:r>
-        <w:rPr>
-          <w:color w:val="000000"/>
-        </w:rPr>
-        <w:t>cadetería</w:t>
-      </w:r>
-      <w:proofErr w:type="spellEnd"/>
-      <w:r>
-        <w:rPr>
-          <w:color w:val="000000"/>
-        </w:rPr>
-        <w:t>, se les adosará la comanda en el paquete.</w:t>
+        <w:t>Si el pedido se desea pagar fuera del local, el cliente deberá enviar el comprobante de pago mediante el canal de comunicación. Aquellos pedidos que sean enviados mediante cadetería, se les adosará la comanda en el paquete.</w:t>
       </w:r>
     </w:p>
     <w:p/>
@@ -7406,42 +7011,13 @@
           <w:color w:val="000000"/>
           <w:lang w:val="es-MX"/>
         </w:rPr>
-        <w:t xml:space="preserve">La </w:t>
-      </w:r>
-      <w:proofErr w:type="spellStart"/>
-      <w:r>
-        <w:rPr>
-          <w:color w:val="000000"/>
-          <w:lang w:val="es-MX"/>
-        </w:rPr>
-        <w:t>Cadeter</w:t>
-      </w:r>
-      <w:r>
-        <w:rPr>
-          <w:color w:val="000000"/>
-        </w:rPr>
-        <w:t>ía</w:t>
-      </w:r>
-      <w:proofErr w:type="spellEnd"/>
-      <w:r>
-        <w:rPr>
-          <w:color w:val="000000"/>
-        </w:rPr>
-        <w:t xml:space="preserve"> se encargará de llevar el pedido al cliente. Estos utilizan la comanda o </w:t>
-      </w:r>
-      <w:proofErr w:type="gramStart"/>
-      <w:r>
-        <w:rPr>
-          <w:color w:val="000000"/>
-        </w:rPr>
-        <w:t>ticket</w:t>
-      </w:r>
-      <w:proofErr w:type="gramEnd"/>
-      <w:r>
-        <w:rPr>
-          <w:color w:val="000000"/>
-        </w:rPr>
-        <w:t xml:space="preserve"> impreso durante la toma del pedido, que posteriormente deberán traer para representar que el pedido fue entregado </w:t>
+        <w:t>La Cadeter</w:t>
+      </w:r>
+      <w:r>
+        <w:rPr>
+          <w:color w:val="000000"/>
+        </w:rPr>
+        <w:t xml:space="preserve">ía se encargará de llevar el pedido al cliente. Estos utilizan la comanda o ticket impreso durante la toma del pedido, que posteriormente deberán traer para representar que el pedido fue entregado </w:t>
       </w:r>
       <w:r>
         <w:rPr>
@@ -7453,21 +7029,7 @@
         <w:rPr>
           <w:color w:val="000000"/>
         </w:rPr>
-        <w:t xml:space="preserve">. Este </w:t>
-      </w:r>
-      <w:proofErr w:type="gramStart"/>
-      <w:r>
-        <w:rPr>
-          <w:color w:val="000000"/>
-        </w:rPr>
-        <w:t>ticket</w:t>
-      </w:r>
-      <w:proofErr w:type="gramEnd"/>
-      <w:r>
-        <w:rPr>
-          <w:color w:val="000000"/>
-        </w:rPr>
-        <w:t xml:space="preserve"> deberá acompañarlos todo el viaje.</w:t>
+        <w:t>. Este ticket deberá acompañarlos todo el viaje.</w:t>
       </w:r>
     </w:p>
     <w:p>
@@ -7926,7 +7488,7 @@
     </w:p>
     <w:p>
       <w:pPr>
-        <w:pStyle w:val="Ttulo2"/>
+        <w:pStyle w:val="Heading2"/>
         <w:numPr>
           <w:ilvl w:val="1"/>
           <w:numId w:val="1"/>
@@ -7950,7 +7512,7 @@
     </w:p>
     <w:tbl>
       <w:tblPr>
-        <w:tblStyle w:val="Tabladecuadrcula4"/>
+        <w:tblStyle w:val="GridTable4"/>
         <w:tblW w:w="6958" w:type="dxa"/>
         <w:tblLayout w:type="fixed"/>
         <w:tblLook w:val="04A0" w:firstRow="1" w:lastRow="0" w:firstColumn="1" w:lastColumn="0" w:noHBand="0" w:noVBand="1"/>
@@ -8301,25 +7863,7 @@
                 <w:sz w:val="18"/>
                 <w:szCs w:val="18"/>
               </w:rPr>
-              <w:t>Emitir informes digitales breves con una sección genérica “Descripción</w:t>
-            </w:r>
-            <w:proofErr w:type="gramStart"/>
-            <w:r>
-              <w:rPr>
-                <w:color w:val="000000"/>
-                <w:sz w:val="18"/>
-                <w:szCs w:val="18"/>
-              </w:rPr>
-              <w:t>”,  un</w:t>
-            </w:r>
-            <w:proofErr w:type="gramEnd"/>
-            <w:r>
-              <w:rPr>
-                <w:color w:val="000000"/>
-                <w:sz w:val="18"/>
-                <w:szCs w:val="18"/>
-              </w:rPr>
-              <w:t xml:space="preserve"> estado de la consultoría y un precio final al Pedido.</w:t>
+              <w:t>Emitir informes digitales breves con una sección genérica “Descripción”,  un estado de la consultoría y un precio final al Pedido.</w:t>
             </w:r>
           </w:p>
         </w:tc>
@@ -8477,7 +8021,6 @@
                 <w:szCs w:val="18"/>
               </w:rPr>
             </w:pPr>
-            <w:proofErr w:type="spellStart"/>
             <w:r>
               <w:rPr>
                 <w:b w:val="0"/>
@@ -8488,7 +8031,6 @@
               </w:rPr>
               <w:t>Cadetería</w:t>
             </w:r>
-            <w:proofErr w:type="spellEnd"/>
           </w:p>
         </w:tc>
         <w:tc>
@@ -8511,25 +8053,7 @@
                 <w:sz w:val="18"/>
                 <w:szCs w:val="18"/>
               </w:rPr>
-              <w:t xml:space="preserve">Las comandas o </w:t>
-            </w:r>
-            <w:proofErr w:type="gramStart"/>
-            <w:r>
-              <w:rPr>
-                <w:color w:val="000000"/>
-                <w:sz w:val="18"/>
-                <w:szCs w:val="18"/>
-              </w:rPr>
-              <w:t>tickets</w:t>
-            </w:r>
-            <w:proofErr w:type="gramEnd"/>
-            <w:r>
-              <w:rPr>
-                <w:color w:val="000000"/>
-                <w:sz w:val="18"/>
-                <w:szCs w:val="18"/>
-              </w:rPr>
-              <w:t xml:space="preserve"> se suelen perder, por lo que no se sabe con claridad si los Pedidos son entregados de manera correcta; existe la posibilidad de que se pierda el único registro del pedido. Además, el cadete tiende a equivocarse de pedidos.</w:t>
+              <w:t>Las comandas o tickets se suelen perder, por lo que no se sabe con claridad si los Pedidos son entregados de manera correcta; existe la posibilidad de que se pierda el único registro del pedido. Además, el cadete tiende a equivocarse de pedidos.</w:t>
             </w:r>
           </w:p>
         </w:tc>
@@ -8784,25 +8308,7 @@
                 <w:sz w:val="18"/>
                 <w:szCs w:val="18"/>
               </w:rPr>
-              <w:t xml:space="preserve">Tener un sistema de Control de Inventario que además de </w:t>
-            </w:r>
-            <w:proofErr w:type="spellStart"/>
-            <w:r>
-              <w:rPr>
-                <w:color w:val="000000"/>
-                <w:sz w:val="18"/>
-                <w:szCs w:val="18"/>
-              </w:rPr>
-              <w:t>poseeer</w:t>
-            </w:r>
-            <w:proofErr w:type="spellEnd"/>
-            <w:r>
-              <w:rPr>
-                <w:color w:val="000000"/>
-                <w:sz w:val="18"/>
-                <w:szCs w:val="18"/>
-              </w:rPr>
-              <w:t xml:space="preserve"> una vista que permita rápidamente informar el stock, ofrezca sugerencias utilizando estadística, facilitando la planeación semanal.</w:t>
+              <w:t>Tener un sistema de Control de Inventario que además de poseeer una vista que permita rápidamente informar el stock, ofrezca sugerencias utilizando estadística, facilitando la planeación semanal.</w:t>
             </w:r>
           </w:p>
         </w:tc>
@@ -9173,25 +8679,7 @@
                 <w:sz w:val="18"/>
                 <w:szCs w:val="18"/>
               </w:rPr>
-              <w:t xml:space="preserve">Las recetas están apiladas en un montón de papel, lo cual puede resultar una búsqueda larga. </w:t>
-            </w:r>
-            <w:proofErr w:type="gramStart"/>
-            <w:r>
-              <w:rPr>
-                <w:color w:val="000000"/>
-                <w:sz w:val="18"/>
-                <w:szCs w:val="18"/>
-              </w:rPr>
-              <w:t>Además</w:t>
-            </w:r>
-            <w:proofErr w:type="gramEnd"/>
-            <w:r>
-              <w:rPr>
-                <w:color w:val="000000"/>
-                <w:sz w:val="18"/>
-                <w:szCs w:val="18"/>
-              </w:rPr>
-              <w:t xml:space="preserve"> que sólo están disponibles en papel, lo cual sólo permite que una persona a la vez vea la receta. Estas también pueden perderse o extraviarse.</w:t>
+              <w:t>Las recetas están apiladas en un montón de papel, lo cual puede resultar una búsqueda larga. Además que sólo están disponibles en papel, lo cual sólo permite que una persona a la vez vea la receta. Estas también pueden perderse o extraviarse.</w:t>
             </w:r>
           </w:p>
         </w:tc>
@@ -9297,25 +8785,7 @@
                 <w:sz w:val="18"/>
                 <w:szCs w:val="18"/>
               </w:rPr>
-              <w:t xml:space="preserve">Los informes de </w:t>
-            </w:r>
-            <w:proofErr w:type="gramStart"/>
-            <w:r>
-              <w:rPr>
-                <w:color w:val="000000"/>
-                <w:sz w:val="18"/>
-                <w:szCs w:val="18"/>
-              </w:rPr>
-              <w:t>proveedores  se</w:t>
-            </w:r>
-            <w:proofErr w:type="gramEnd"/>
-            <w:r>
-              <w:rPr>
-                <w:color w:val="000000"/>
-                <w:sz w:val="18"/>
-                <w:szCs w:val="18"/>
-              </w:rPr>
-              <w:t xml:space="preserve"> entregan en papel a Producción. Existiendo la posibilidad de que se arruine o se pierda.</w:t>
+              <w:t>Los informes de proveedores  se entregan en papel a Producción. Existiendo la posibilidad de que se arruine o se pierda.</w:t>
             </w:r>
           </w:p>
         </w:tc>
@@ -9592,7 +9062,7 @@
     </w:p>
     <w:p>
       <w:pPr>
-        <w:pStyle w:val="Ttulo1"/>
+        <w:pStyle w:val="Heading1"/>
         <w:pageBreakBefore/>
         <w:numPr>
           <w:ilvl w:val="0"/>
@@ -9610,7 +9080,7 @@
     </w:p>
     <w:p>
       <w:pPr>
-        <w:pStyle w:val="Ttulo2"/>
+        <w:pStyle w:val="Heading2"/>
         <w:numPr>
           <w:ilvl w:val="1"/>
           <w:numId w:val="1"/>
@@ -9685,21 +9155,7 @@
         <w:rPr>
           <w:color w:val="000000"/>
         </w:rPr>
-        <w:t xml:space="preserve">Sobre la base de los requerimientos funcionales y no funcionales presentados por la consultora </w:t>
-      </w:r>
-      <w:proofErr w:type="spellStart"/>
-      <w:r>
-        <w:rPr>
-          <w:color w:val="000000"/>
-        </w:rPr>
-        <w:t>WeImprove</w:t>
-      </w:r>
-      <w:proofErr w:type="spellEnd"/>
-      <w:r>
-        <w:rPr>
-          <w:color w:val="000000"/>
-        </w:rPr>
-        <w:t>, la solución planteada por Informática se compone de los siguientes elementos arquitectónicos principales:</w:t>
+        <w:t>Sobre la base de los requerimientos funcionales y no funcionales presentados por la consultora WeImprove, la solución planteada por Informática se compone de los siguientes elementos arquitectónicos principales:</w:t>
       </w:r>
     </w:p>
     <w:p>
@@ -9817,19 +9273,11 @@
         </w:rPr>
         <w:t xml:space="preserve"> </w:t>
       </w:r>
-      <w:proofErr w:type="spellStart"/>
-      <w:r>
-        <w:rPr>
-          <w:color w:val="000000"/>
-        </w:rPr>
-        <w:t>Cadetería</w:t>
-      </w:r>
-      <w:proofErr w:type="spellEnd"/>
-      <w:r>
-        <w:rPr>
-          <w:color w:val="000000"/>
-        </w:rPr>
-        <w:t xml:space="preserve">: Definido por un módulo que tendrá la posibilidad de confirmar el arribo </w:t>
+      <w:r>
+        <w:rPr>
+          <w:color w:val="000000"/>
+        </w:rPr>
+        <w:t xml:space="preserve">Cadetería: Definido por un módulo que tendrá la posibilidad de confirmar el arribo </w:t>
       </w:r>
       <w:r>
         <w:rPr>
@@ -10085,35 +9533,7 @@
         <w:rPr>
           <w:color w:val="000000"/>
         </w:rPr>
-        <w:t xml:space="preserve"> generar Entradas Contables, similar a un Libro Diario. Este sistema tendrá la posibilidad de generar informes contables con el mismo </w:t>
-      </w:r>
-      <w:proofErr w:type="gramStart"/>
-      <w:r>
-        <w:rPr>
-          <w:color w:val="000000"/>
-        </w:rPr>
-        <w:t>look</w:t>
-      </w:r>
-      <w:proofErr w:type="gramEnd"/>
-      <w:r>
-        <w:rPr>
-          <w:color w:val="000000"/>
-        </w:rPr>
-        <w:t xml:space="preserve"> and </w:t>
-      </w:r>
-      <w:proofErr w:type="spellStart"/>
-      <w:r>
-        <w:rPr>
-          <w:color w:val="000000"/>
-        </w:rPr>
-        <w:t>feel</w:t>
-      </w:r>
-      <w:proofErr w:type="spellEnd"/>
-      <w:r>
-        <w:rPr>
-          <w:color w:val="000000"/>
-        </w:rPr>
-        <w:t>, basado en las entradas disponibles.</w:t>
+        <w:t xml:space="preserve"> generar Entradas Contables, similar a un Libro Diario. Este sistema tendrá la posibilidad de generar informes contables con el mismo look and feel, basado en las entradas disponibles.</w:t>
       </w:r>
     </w:p>
     <w:p>
@@ -10153,21 +9573,7 @@
         <w:rPr>
           <w:color w:val="000000"/>
         </w:rPr>
-        <w:t xml:space="preserve">ara gestionar la interfaz de seguridad ofrecida por la solución </w:t>
-      </w:r>
-      <w:proofErr w:type="spellStart"/>
-      <w:r>
-        <w:rPr>
-          <w:color w:val="000000"/>
-        </w:rPr>
-        <w:t>backend</w:t>
-      </w:r>
-      <w:proofErr w:type="spellEnd"/>
-      <w:r>
-        <w:rPr>
-          <w:color w:val="000000"/>
-        </w:rPr>
-        <w:t xml:space="preserve">. </w:t>
+        <w:t xml:space="preserve">ara gestionar la interfaz de seguridad ofrecida por la solución backend. </w:t>
       </w:r>
     </w:p>
     <w:p>
@@ -10184,16 +9590,8 @@
         <w:rPr>
           <w:color w:val="000000"/>
         </w:rPr>
-        <w:t xml:space="preserve">Solución </w:t>
-      </w:r>
-      <w:proofErr w:type="spellStart"/>
-      <w:r>
-        <w:rPr>
-          <w:color w:val="000000"/>
-        </w:rPr>
-        <w:t>Backend</w:t>
-      </w:r>
-      <w:proofErr w:type="spellEnd"/>
+        <w:t>Solución Backend</w:t>
+      </w:r>
     </w:p>
     <w:p>
       <w:pPr>
@@ -10209,35 +9607,7 @@
         <w:rPr>
           <w:color w:val="000000"/>
         </w:rPr>
-        <w:t xml:space="preserve">Mantenimiento del Sistema: Conformado por los </w:t>
-      </w:r>
-      <w:proofErr w:type="spellStart"/>
-      <w:r>
-        <w:rPr>
-          <w:color w:val="000000"/>
-        </w:rPr>
-        <w:t>ABMs</w:t>
-      </w:r>
-      <w:proofErr w:type="spellEnd"/>
-      <w:r>
-        <w:rPr>
-          <w:color w:val="000000"/>
-        </w:rPr>
-        <w:t xml:space="preserve"> de todas las tablas que son soporte para el funcionamiento de la Solución tanto Web como Escritorio. Corrobora las reglas y validaciones de los datos ingresados para cada Entidad. </w:t>
-      </w:r>
-      <w:proofErr w:type="gramStart"/>
-      <w:r>
-        <w:rPr>
-          <w:color w:val="000000"/>
-        </w:rPr>
-        <w:t>Además</w:t>
-      </w:r>
-      <w:proofErr w:type="gramEnd"/>
-      <w:r>
-        <w:rPr>
-          <w:color w:val="000000"/>
-        </w:rPr>
-        <w:t xml:space="preserve"> se gestionará la suscripción de eventos entre entidades.</w:t>
+        <w:t>Mantenimiento del Sistema: Conformado por los ABMs de todas las tablas que son soporte para el funcionamiento de la Solución tanto Web como Escritorio. Corrobora las reglas y validaciones de los datos ingresados para cada Entidad. Además se gestionará la suscripción de eventos entre entidades.</w:t>
       </w:r>
     </w:p>
     <w:p>
@@ -10335,7 +9705,7 @@
     </w:p>
     <w:p>
       <w:pPr>
-        <w:pStyle w:val="Ttulo2"/>
+        <w:pStyle w:val="Heading2"/>
         <w:numPr>
           <w:ilvl w:val="1"/>
           <w:numId w:val="1"/>
@@ -10357,7 +9727,7 @@
     </w:p>
     <w:p>
       <w:pPr>
-        <w:pStyle w:val="Ttulo3"/>
+        <w:pStyle w:val="Heading3"/>
         <w:numPr>
           <w:ilvl w:val="2"/>
           <w:numId w:val="28"/>
@@ -10466,35 +9836,7 @@
         <w:rPr>
           <w:color w:val="000000"/>
         </w:rPr>
-        <w:t xml:space="preserve"> así como los Usuarios Externos dispondrán de acceso Web al Administrador </w:t>
-      </w:r>
-      <w:proofErr w:type="spellStart"/>
-      <w:r>
-        <w:rPr>
-          <w:color w:val="000000"/>
-        </w:rPr>
-        <w:t>OnLine</w:t>
-      </w:r>
-      <w:proofErr w:type="spellEnd"/>
-      <w:r>
-        <w:rPr>
-          <w:color w:val="000000"/>
-        </w:rPr>
-        <w:t xml:space="preserve"> a través de un sistema de </w:t>
-      </w:r>
-      <w:proofErr w:type="spellStart"/>
-      <w:r>
-        <w:rPr>
-          <w:color w:val="000000"/>
-        </w:rPr>
-        <w:t>logueo</w:t>
-      </w:r>
-      <w:proofErr w:type="spellEnd"/>
-      <w:r>
-        <w:rPr>
-          <w:color w:val="000000"/>
-        </w:rPr>
-        <w:t>, cada Usuario podrá realizar funciones que el otro no. Un Usuario Externo podrá generar los pedidos necesarios, podrá editarlos y podrá borrarlos, pero no conseguirá acceder ni tener conocimiento sobre los demás Pedidos del resto de Usuarios. Un Usuario Interno no podrá crear o borrar un pedido, pero podrá consultar los diferentes Pedidos, cambiar su Estado y podrá trabajar con su información.</w:t>
+        <w:t xml:space="preserve"> así como los Usuarios Externos dispondrán de acceso Web al Administrador OnLine a través de un sistema de logueo, cada Usuario podrá realizar funciones que el otro no. Un Usuario Externo podrá generar los pedidos necesarios, podrá editarlos y podrá borrarlos, pero no conseguirá acceder ni tener conocimiento sobre los demás Pedidos del resto de Usuarios. Un Usuario Interno no podrá crear o borrar un pedido, pero podrá consultar los diferentes Pedidos, cambiar su Estado y podrá trabajar con su información.</w:t>
       </w:r>
     </w:p>
     <w:p>
@@ -10573,21 +9915,7 @@
           <w:color w:val="000000"/>
         </w:rPr>
         <w:lastRenderedPageBreak/>
-        <w:t xml:space="preserve">Cuando un Pedido tiene todo aprobado, los datos del Pedido son guardados en la Base de Datos </w:t>
-      </w:r>
-      <w:proofErr w:type="spellStart"/>
-      <w:r>
-        <w:rPr>
-          <w:color w:val="000000"/>
-        </w:rPr>
-        <w:t>SQLServer</w:t>
-      </w:r>
-      <w:proofErr w:type="spellEnd"/>
-      <w:r>
-        <w:rPr>
-          <w:color w:val="000000"/>
-        </w:rPr>
-        <w:t>.</w:t>
+        <w:t>Cuando un Pedido tiene todo aprobado, los datos del Pedido son guardados en la Base de Datos SQLServer.</w:t>
       </w:r>
     </w:p>
     <w:p>
@@ -10610,7 +9938,7 @@
     </w:p>
     <w:p>
       <w:pPr>
-        <w:pStyle w:val="Ttulo3"/>
+        <w:pStyle w:val="Heading3"/>
         <w:numPr>
           <w:ilvl w:val="2"/>
           <w:numId w:val="1"/>
@@ -10718,21 +10046,7 @@
         <w:rPr>
           <w:color w:val="000000"/>
         </w:rPr>
-        <w:t xml:space="preserve"> así como los Usuarios Externos dispondrán de acceso Web a la Mensajería a través de un sistema de </w:t>
-      </w:r>
-      <w:proofErr w:type="spellStart"/>
-      <w:r>
-        <w:rPr>
-          <w:color w:val="000000"/>
-        </w:rPr>
-        <w:t>logueo</w:t>
-      </w:r>
-      <w:proofErr w:type="spellEnd"/>
-      <w:r>
-        <w:rPr>
-          <w:color w:val="000000"/>
-        </w:rPr>
-        <w:t>. Ambos tipos de usuario podrán comunicarse mediante esta vía y el usuario Externo será notificado por el negocio mediante este canal.</w:t>
+        <w:t xml:space="preserve"> así como los Usuarios Externos dispondrán de acceso Web a la Mensajería a través de un sistema de logueo. Ambos tipos de usuario podrán comunicarse mediante esta vía y el usuario Externo será notificado por el negocio mediante este canal.</w:t>
       </w:r>
     </w:p>
     <w:p>
@@ -10829,7 +10143,7 @@
     </w:p>
     <w:p>
       <w:pPr>
-        <w:pStyle w:val="Ttulo3"/>
+        <w:pStyle w:val="Heading3"/>
         <w:numPr>
           <w:ilvl w:val="2"/>
           <w:numId w:val="1"/>
@@ -10924,21 +10238,7 @@
         <w:rPr>
           <w:color w:val="000000"/>
         </w:rPr>
-        <w:t xml:space="preserve">Los Usuarios Internos dispondrán de acceso al Administrador de Stock a través de un sistema de </w:t>
-      </w:r>
-      <w:proofErr w:type="spellStart"/>
-      <w:r>
-        <w:rPr>
-          <w:color w:val="000000"/>
-        </w:rPr>
-        <w:t>logueo</w:t>
-      </w:r>
-      <w:proofErr w:type="spellEnd"/>
-      <w:r>
-        <w:rPr>
-          <w:color w:val="000000"/>
-        </w:rPr>
-        <w:t>, cada Usuario podrá realizar funciones que el otro no.</w:t>
+        <w:t>Los Usuarios Internos dispondrán de acceso al Administrador de Stock a través de un sistema de logueo, cada Usuario podrá realizar funciones que el otro no.</w:t>
       </w:r>
     </w:p>
     <w:p>
@@ -10992,26 +10292,12 @@
         <w:rPr>
           <w:color w:val="000000"/>
         </w:rPr>
-        <w:t xml:space="preserve">Cuando el nuevo Stock tiene todo aprobado, los datos </w:t>
-      </w:r>
-      <w:proofErr w:type="gramStart"/>
-      <w:r>
-        <w:rPr>
-          <w:color w:val="000000"/>
-        </w:rPr>
-        <w:t>del mismo</w:t>
-      </w:r>
-      <w:proofErr w:type="gramEnd"/>
-      <w:r>
-        <w:rPr>
-          <w:color w:val="000000"/>
-        </w:rPr>
-        <w:t xml:space="preserve"> son guardados en la Base de Datos.</w:t>
-      </w:r>
-    </w:p>
-    <w:p>
-      <w:pPr>
-        <w:pStyle w:val="Ttulo2"/>
+        <w:t>Cuando el nuevo Stock tiene todo aprobado, los datos del mismo son guardados en la Base de Datos.</w:t>
+      </w:r>
+    </w:p>
+    <w:p>
+      <w:pPr>
+        <w:pStyle w:val="Heading2"/>
         <w:numPr>
           <w:ilvl w:val="1"/>
           <w:numId w:val="1"/>
@@ -11123,21 +10409,7 @@
           <w:color w:val="000000"/>
         </w:rPr>
         <w:lastRenderedPageBreak/>
-        <w:t xml:space="preserve">serán cargados en el navegador del cliente para poder comunicarse con el servicio de </w:t>
-      </w:r>
-      <w:proofErr w:type="spellStart"/>
-      <w:r>
-        <w:rPr>
-          <w:color w:val="000000"/>
-        </w:rPr>
-        <w:t>Backend</w:t>
-      </w:r>
-      <w:proofErr w:type="spellEnd"/>
-      <w:r>
-        <w:rPr>
-          <w:color w:val="000000"/>
-        </w:rPr>
-        <w:t>.</w:t>
+        <w:t>serán cargados en el navegador del cliente para poder comunicarse con el servicio de Backend.</w:t>
       </w:r>
     </w:p>
     <w:p>
@@ -11173,69 +10445,13 @@
         <w:rPr>
           <w:color w:val="000000"/>
         </w:rPr>
-        <w:t xml:space="preserve">La arquitectura </w:t>
-      </w:r>
-      <w:proofErr w:type="spellStart"/>
-      <w:r>
-        <w:rPr>
-          <w:color w:val="000000"/>
-        </w:rPr>
-        <w:t>Backend</w:t>
-      </w:r>
-      <w:proofErr w:type="spellEnd"/>
-      <w:r>
-        <w:rPr>
-          <w:color w:val="000000"/>
-        </w:rPr>
-        <w:t xml:space="preserve"> adhiere con los principios MVC, en el cual los pedidos son capturados por un </w:t>
-      </w:r>
-      <w:proofErr w:type="spellStart"/>
-      <w:r>
-        <w:rPr>
-          <w:color w:val="000000"/>
-        </w:rPr>
-        <w:t>controller</w:t>
-      </w:r>
-      <w:proofErr w:type="spellEnd"/>
-      <w:r>
-        <w:rPr>
-          <w:color w:val="000000"/>
-        </w:rPr>
-        <w:t xml:space="preserve">, la lógica procesada por una capa de servicios implementada con ASP.NET y una capa de Acceso a Datos que utiliza </w:t>
-      </w:r>
-      <w:proofErr w:type="spellStart"/>
-      <w:r>
-        <w:rPr>
-          <w:color w:val="000000"/>
-        </w:rPr>
-        <w:t>Entity</w:t>
-      </w:r>
-      <w:proofErr w:type="spellEnd"/>
-      <w:r>
-        <w:rPr>
-          <w:color w:val="000000"/>
-        </w:rPr>
-        <w:t xml:space="preserve"> Framework para manejar la lógica necesaria para mantener y utilizar una conexión con una base de datos </w:t>
-      </w:r>
-      <w:proofErr w:type="spellStart"/>
-      <w:r>
-        <w:rPr>
-          <w:color w:val="000000"/>
-        </w:rPr>
-        <w:t>SQLServer</w:t>
-      </w:r>
-      <w:proofErr w:type="spellEnd"/>
-      <w:r>
-        <w:rPr>
-          <w:color w:val="000000"/>
-        </w:rPr>
-        <w:t>.</w:t>
+        <w:t>La arquitectura Backend adhiere con los principios MVC, en el cual los pedidos son capturados por un controller, la lógica procesada por una capa de servicios implementada con ASP.NET y una capa de Acceso a Datos que utiliza Entity Framework para manejar la lógica necesaria para mantener y utilizar una conexión con una base de datos SQLServer.</w:t>
       </w:r>
     </w:p>
     <w:p/>
     <w:p>
       <w:pPr>
-        <w:pStyle w:val="Ttulo3"/>
+        <w:pStyle w:val="Heading3"/>
         <w:numPr>
           <w:ilvl w:val="2"/>
           <w:numId w:val="1"/>
@@ -11348,21 +10564,7 @@
         <w:rPr>
           <w:color w:val="000000"/>
         </w:rPr>
-        <w:t xml:space="preserve">Un servidor de bases de datos. Preferentemente </w:t>
-      </w:r>
-      <w:proofErr w:type="spellStart"/>
-      <w:r>
-        <w:rPr>
-          <w:color w:val="000000"/>
-        </w:rPr>
-        <w:t>SQLServer</w:t>
-      </w:r>
-      <w:proofErr w:type="spellEnd"/>
-      <w:r>
-        <w:rPr>
-          <w:color w:val="000000"/>
-        </w:rPr>
-        <w:t>.</w:t>
+        <w:t>Un servidor de bases de datos. Preferentemente SQLServer.</w:t>
       </w:r>
     </w:p>
     <w:p>
@@ -11382,39 +10584,7 @@
           <w:color w:val="000000"/>
           <w:lang w:val="en-US"/>
         </w:rPr>
-        <w:t xml:space="preserve">Un firewall. </w:t>
-      </w:r>
-      <w:proofErr w:type="spellStart"/>
-      <w:r>
-        <w:rPr>
-          <w:color w:val="000000"/>
-          <w:lang w:val="en-US"/>
-        </w:rPr>
-        <w:t>Preferentemente</w:t>
-      </w:r>
-      <w:proofErr w:type="spellEnd"/>
-      <w:r>
-        <w:rPr>
-          <w:color w:val="000000"/>
-          <w:lang w:val="en-US"/>
-        </w:rPr>
-        <w:t xml:space="preserve"> </w:t>
-      </w:r>
-      <w:proofErr w:type="spellStart"/>
-      <w:r>
-        <w:rPr>
-          <w:color w:val="000000"/>
-          <w:lang w:val="en-US"/>
-        </w:rPr>
-        <w:t>pfSense</w:t>
-      </w:r>
-      <w:proofErr w:type="spellEnd"/>
-      <w:r>
-        <w:rPr>
-          <w:color w:val="000000"/>
-          <w:lang w:val="en-US"/>
-        </w:rPr>
-        <w:t xml:space="preserve"> Community Edition.</w:t>
+        <w:t>Un firewall. Preferentemente pfSense Community Edition.</w:t>
       </w:r>
     </w:p>
     <w:p>
@@ -11432,21 +10602,7 @@
         <w:rPr>
           <w:color w:val="000000"/>
         </w:rPr>
-        <w:t xml:space="preserve">Un servidor VPN. Preferentemente </w:t>
-      </w:r>
-      <w:proofErr w:type="spellStart"/>
-      <w:r>
-        <w:rPr>
-          <w:color w:val="000000"/>
-        </w:rPr>
-        <w:t>Wireguard</w:t>
-      </w:r>
-      <w:proofErr w:type="spellEnd"/>
-      <w:r>
-        <w:rPr>
-          <w:color w:val="000000"/>
-        </w:rPr>
-        <w:t>.</w:t>
+        <w:t>Un servidor VPN. Preferentemente Wireguard.</w:t>
       </w:r>
     </w:p>
     <w:p>
@@ -11482,21 +10638,7 @@
         <w:rPr>
           <w:color w:val="000000"/>
         </w:rPr>
-        <w:t xml:space="preserve">Un servidor para el servicio de </w:t>
-      </w:r>
-      <w:proofErr w:type="spellStart"/>
-      <w:r>
-        <w:rPr>
-          <w:color w:val="000000"/>
-        </w:rPr>
-        <w:t>Backend</w:t>
-      </w:r>
-      <w:proofErr w:type="spellEnd"/>
-      <w:r>
-        <w:rPr>
-          <w:color w:val="000000"/>
-        </w:rPr>
-        <w:t>.</w:t>
+        <w:t>Un servidor para el servicio de Backend.</w:t>
       </w:r>
     </w:p>
     <w:p>
@@ -11600,21 +10742,7 @@
         <w:rPr>
           <w:color w:val="000000"/>
         </w:rPr>
-        <w:t xml:space="preserve">Haciendo un total de 6 computadoras. </w:t>
-      </w:r>
-      <w:proofErr w:type="gramStart"/>
-      <w:r>
-        <w:rPr>
-          <w:color w:val="000000"/>
-        </w:rPr>
-        <w:t>Estas computadora</w:t>
-      </w:r>
-      <w:proofErr w:type="gramEnd"/>
-      <w:r>
-        <w:rPr>
-          <w:color w:val="000000"/>
-        </w:rPr>
-        <w:t xml:space="preserve"> deberán tener un sistema operativo Windows 11 Home.</w:t>
+        <w:t>Haciendo un total de 6 computadoras. Estas computadora deberán tener un sistema operativo Windows 11 Home.</w:t>
       </w:r>
     </w:p>
     <w:p>
@@ -11632,21 +10760,7 @@
         <w:rPr>
           <w:color w:val="000000"/>
         </w:rPr>
-        <w:t xml:space="preserve">Teléfono inteligente para </w:t>
-      </w:r>
-      <w:proofErr w:type="spellStart"/>
-      <w:r>
-        <w:rPr>
-          <w:color w:val="000000"/>
-        </w:rPr>
-        <w:t>Cadetería</w:t>
-      </w:r>
-      <w:proofErr w:type="spellEnd"/>
-      <w:r>
-        <w:rPr>
-          <w:color w:val="000000"/>
-        </w:rPr>
-        <w:t>.</w:t>
+        <w:t>Teléfono inteligente para Cadetería.</w:t>
       </w:r>
     </w:p>
     <w:p/>
@@ -11677,63 +10791,7 @@
         <w:rPr>
           <w:color w:val="000000"/>
         </w:rPr>
-        <w:t xml:space="preserve">Se utilizará la infraestructura provista por servicios de nube como AWS, por lo que la seguridad será configurada desde la interfaz del proveedor y correrá por cuenta </w:t>
-      </w:r>
-      <w:proofErr w:type="gramStart"/>
-      <w:r>
-        <w:rPr>
-          <w:color w:val="000000"/>
-        </w:rPr>
-        <w:t>del mismo</w:t>
-      </w:r>
-      <w:proofErr w:type="gramEnd"/>
-      <w:r>
-        <w:rPr>
-          <w:color w:val="000000"/>
-        </w:rPr>
-        <w:t xml:space="preserve">. El servidor Web y el servicio </w:t>
-      </w:r>
-      <w:proofErr w:type="spellStart"/>
-      <w:r>
-        <w:rPr>
-          <w:color w:val="000000"/>
-        </w:rPr>
-        <w:t>Backend</w:t>
-      </w:r>
-      <w:proofErr w:type="spellEnd"/>
-      <w:r>
-        <w:rPr>
-          <w:color w:val="000000"/>
-        </w:rPr>
-        <w:t xml:space="preserve"> estarán alojados de manera remota. Esto representará un costo mensual que pueda incrementar con el tráfico generado y los recursos requeridos por los servicios, </w:t>
-      </w:r>
-      <w:proofErr w:type="gramStart"/>
-      <w:r>
-        <w:rPr>
-          <w:color w:val="000000"/>
-        </w:rPr>
-        <w:t>que</w:t>
-      </w:r>
-      <w:proofErr w:type="gramEnd"/>
-      <w:r>
-        <w:rPr>
-          <w:color w:val="000000"/>
-        </w:rPr>
-        <w:t xml:space="preserve"> en un principio, pueden ser pocos. Por lo </w:t>
-      </w:r>
-      <w:proofErr w:type="gramStart"/>
-      <w:r>
-        <w:rPr>
-          <w:color w:val="000000"/>
-        </w:rPr>
-        <w:t>tanto</w:t>
-      </w:r>
-      <w:proofErr w:type="gramEnd"/>
-      <w:r>
-        <w:rPr>
-          <w:color w:val="000000"/>
-        </w:rPr>
-        <w:t xml:space="preserve"> sólo se requerirá:</w:t>
+        <w:t>Se utilizará la infraestructura provista por servicios de nube como AWS, por lo que la seguridad será configurada desde la interfaz del proveedor y correrá por cuenta del mismo. El servidor Web y el servicio Backend estarán alojados de manera remota. Esto representará un costo mensual que pueda incrementar con el tráfico generado y los recursos requeridos por los servicios, que en un principio, pueden ser pocos. Por lo tanto sólo se requerirá:</w:t>
       </w:r>
     </w:p>
     <w:p>
@@ -11852,21 +10910,7 @@
         <w:rPr>
           <w:color w:val="000000"/>
         </w:rPr>
-        <w:t xml:space="preserve">Haciendo un total de 4 computadoras. </w:t>
-      </w:r>
-      <w:proofErr w:type="gramStart"/>
-      <w:r>
-        <w:rPr>
-          <w:color w:val="000000"/>
-        </w:rPr>
-        <w:t>Estas computadora</w:t>
-      </w:r>
-      <w:proofErr w:type="gramEnd"/>
-      <w:r>
-        <w:rPr>
-          <w:color w:val="000000"/>
-        </w:rPr>
-        <w:t xml:space="preserve"> deberán tener un sistema operativo Windows 7/10/11 Home.</w:t>
+        <w:t>Haciendo un total de 4 computadoras. Estas computadora deberán tener un sistema operativo Windows 7/10/11 Home.</w:t>
       </w:r>
     </w:p>
     <w:p>
@@ -11876,24 +10920,16 @@
           <w:color w:val="000000"/>
         </w:rPr>
       </w:pPr>
-      <w:proofErr w:type="spellStart"/>
-      <w:r>
-        <w:rPr>
-          <w:color w:val="000000"/>
-        </w:rPr>
-        <w:t>Cadetería</w:t>
-      </w:r>
-      <w:proofErr w:type="spellEnd"/>
-      <w:r>
-        <w:rPr>
-          <w:color w:val="000000"/>
-        </w:rPr>
-        <w:t xml:space="preserve"> deberá utilizar su propio teléfono inteligente para acceder a la aplicación web.</w:t>
-      </w:r>
-    </w:p>
-    <w:p>
-      <w:pPr>
-        <w:pStyle w:val="Ttulo2"/>
+      <w:r>
+        <w:rPr>
+          <w:color w:val="000000"/>
+        </w:rPr>
+        <w:t>Cadetería deberá utilizar su propio teléfono inteligente para acceder a la aplicación web.</w:t>
+      </w:r>
+    </w:p>
+    <w:p>
+      <w:pPr>
+        <w:pStyle w:val="Heading2"/>
         <w:numPr>
           <w:ilvl w:val="1"/>
           <w:numId w:val="1"/>
@@ -11922,7 +10958,7 @@
     </w:p>
     <w:tbl>
       <w:tblPr>
-        <w:tblStyle w:val="Tabladecuadrcula4"/>
+        <w:tblStyle w:val="GridTable4"/>
         <w:tblW w:w="8790" w:type="dxa"/>
         <w:tblLayout w:type="fixed"/>
         <w:tblLook w:val="04A0" w:firstRow="1" w:lastRow="0" w:firstColumn="1" w:lastColumn="0" w:noHBand="0" w:noVBand="1"/>
@@ -12535,20 +11571,8 @@
                 <w:sz w:val="18"/>
                 <w:szCs w:val="18"/>
               </w:rPr>
-              <w:t xml:space="preserve">Reducir los tiempos de </w:t>
-            </w:r>
-            <w:proofErr w:type="spellStart"/>
-            <w:r>
-              <w:rPr>
-                <w:b w:val="0"/>
-                <w:bCs w:val="0"/>
-                <w:color w:val="000000"/>
-                <w:sz w:val="18"/>
-                <w:szCs w:val="18"/>
-              </w:rPr>
-              <w:t>Cadetería</w:t>
-            </w:r>
-            <w:proofErr w:type="spellEnd"/>
+              <w:t>Reducir los tiempos de Cadetería</w:t>
+            </w:r>
           </w:p>
         </w:tc>
       </w:tr>
@@ -12563,7 +11587,7 @@
     </w:p>
     <w:p>
       <w:pPr>
-        <w:pStyle w:val="Ttulo2"/>
+        <w:pStyle w:val="Heading2"/>
         <w:numPr>
           <w:ilvl w:val="1"/>
           <w:numId w:val="1"/>
@@ -12577,7 +11601,7 @@
     </w:p>
     <w:p>
       <w:pPr>
-        <w:pStyle w:val="Ttulo3"/>
+        <w:pStyle w:val="Heading3"/>
         <w:numPr>
           <w:ilvl w:val="2"/>
           <w:numId w:val="1"/>
@@ -12634,7 +11658,7 @@
                         <w:txbxContent>
                           <w:tbl>
                             <w:tblPr>
-                              <w:tblStyle w:val="Tabladecuadrcula4"/>
+                              <w:tblStyle w:val="GridTable4"/>
                               <w:tblW w:w="8530" w:type="dxa"/>
                               <w:tblLayout w:type="fixed"/>
                               <w:tblLook w:val="04A0" w:firstRow="1" w:lastRow="0" w:firstColumn="1" w:lastColumn="0" w:noHBand="0" w:noVBand="1"/>
@@ -13451,7 +12475,7 @@
                   <w:txbxContent>
                     <w:tbl>
                       <w:tblPr>
-                        <w:tblStyle w:val="Tabladecuadrcula4"/>
+                        <w:tblStyle w:val="GridTable4"/>
                         <w:tblW w:w="8530" w:type="dxa"/>
                         <w:tblLayout w:type="fixed"/>
                         <w:tblLook w:val="04A0" w:firstRow="1" w:lastRow="0" w:firstColumn="1" w:lastColumn="0" w:noHBand="0" w:noVBand="1"/>
@@ -14263,7 +13287,7 @@
     </w:p>
     <w:p>
       <w:pPr>
-        <w:pStyle w:val="Ttulo3"/>
+        <w:pStyle w:val="Heading3"/>
         <w:pageBreakBefore/>
         <w:numPr>
           <w:ilvl w:val="2"/>
@@ -14297,7 +13321,7 @@
     </w:p>
     <w:p>
       <w:pPr>
-        <w:pStyle w:val="Ttulo3"/>
+        <w:pStyle w:val="Heading3"/>
         <w:numPr>
           <w:ilvl w:val="2"/>
           <w:numId w:val="1"/>
@@ -14311,7 +13335,7 @@
     </w:p>
     <w:p>
       <w:pPr>
-        <w:pStyle w:val="Prrafodelista"/>
+        <w:pStyle w:val="ListParagraph"/>
         <w:numPr>
           <w:ilvl w:val="0"/>
           <w:numId w:val="57"/>
@@ -14331,7 +13355,7 @@
     </w:p>
     <w:p>
       <w:pPr>
-        <w:pStyle w:val="Prrafodelista"/>
+        <w:pStyle w:val="ListParagraph"/>
         <w:numPr>
           <w:ilvl w:val="0"/>
           <w:numId w:val="57"/>
@@ -14345,7 +13369,7 @@
     </w:p>
     <w:p>
       <w:pPr>
-        <w:pStyle w:val="Prrafodelista"/>
+        <w:pStyle w:val="ListParagraph"/>
         <w:numPr>
           <w:ilvl w:val="0"/>
           <w:numId w:val="57"/>
@@ -14353,21 +13377,13 @@
       </w:pPr>
       <w:bookmarkStart w:id="49" w:name="__RefHeading___Toc9384_95797178"/>
       <w:r>
-        <w:t xml:space="preserve">No se realizará la solución con capacidad </w:t>
-      </w:r>
-      <w:proofErr w:type="spellStart"/>
-      <w:r>
-        <w:t>multidioma</w:t>
-      </w:r>
-      <w:proofErr w:type="spellEnd"/>
-      <w:r>
-        <w:t>.</w:t>
+        <w:t>No se realizará la solución con capacidad multidioma.</w:t>
       </w:r>
       <w:bookmarkEnd w:id="49"/>
     </w:p>
     <w:p>
       <w:pPr>
-        <w:pStyle w:val="Prrafodelista"/>
+        <w:pStyle w:val="ListParagraph"/>
         <w:numPr>
           <w:ilvl w:val="0"/>
           <w:numId w:val="57"/>
@@ -14375,21 +13391,13 @@
       </w:pPr>
       <w:bookmarkStart w:id="50" w:name="__RefHeading___Toc9382_95797178"/>
       <w:r>
-        <w:t xml:space="preserve">No se realizará la solución con capacidad </w:t>
-      </w:r>
-      <w:proofErr w:type="spellStart"/>
-      <w:r>
-        <w:t>multipaís</w:t>
-      </w:r>
-      <w:proofErr w:type="spellEnd"/>
-      <w:r>
-        <w:t>.</w:t>
+        <w:t>No se realizará la solución con capacidad multipaís.</w:t>
       </w:r>
       <w:bookmarkEnd w:id="50"/>
     </w:p>
     <w:p>
       <w:pPr>
-        <w:pStyle w:val="Prrafodelista"/>
+        <w:pStyle w:val="ListParagraph"/>
         <w:numPr>
           <w:ilvl w:val="0"/>
           <w:numId w:val="57"/>
@@ -14403,7 +13411,7 @@
     </w:p>
     <w:p>
       <w:pPr>
-        <w:pStyle w:val="Prrafodelista"/>
+        <w:pStyle w:val="ListParagraph"/>
         <w:numPr>
           <w:ilvl w:val="0"/>
           <w:numId w:val="57"/>
@@ -14417,7 +13425,7 @@
     </w:p>
     <w:p>
       <w:pPr>
-        <w:pStyle w:val="Prrafodelista"/>
+        <w:pStyle w:val="ListParagraph"/>
         <w:numPr>
           <w:ilvl w:val="0"/>
           <w:numId w:val="57"/>
@@ -14431,7 +13439,7 @@
     </w:p>
     <w:p>
       <w:pPr>
-        <w:pStyle w:val="Prrafodelista"/>
+        <w:pStyle w:val="ListParagraph"/>
         <w:numPr>
           <w:ilvl w:val="0"/>
           <w:numId w:val="57"/>
@@ -14445,7 +13453,7 @@
     </w:p>
     <w:p>
       <w:pPr>
-        <w:pStyle w:val="Prrafodelista"/>
+        <w:pStyle w:val="ListParagraph"/>
         <w:numPr>
           <w:ilvl w:val="0"/>
           <w:numId w:val="57"/>
@@ -14459,7 +13467,7 @@
     </w:p>
     <w:p>
       <w:pPr>
-        <w:pStyle w:val="Prrafodelista"/>
+        <w:pStyle w:val="ListParagraph"/>
         <w:numPr>
           <w:ilvl w:val="0"/>
           <w:numId w:val="57"/>
@@ -14473,7 +13481,7 @@
     </w:p>
     <w:p>
       <w:pPr>
-        <w:pStyle w:val="Prrafodelista"/>
+        <w:pStyle w:val="ListParagraph"/>
         <w:numPr>
           <w:ilvl w:val="0"/>
           <w:numId w:val="57"/>
@@ -14487,7 +13495,7 @@
     </w:p>
     <w:p>
       <w:pPr>
-        <w:pStyle w:val="Prrafodelista"/>
+        <w:pStyle w:val="ListParagraph"/>
         <w:numPr>
           <w:ilvl w:val="0"/>
           <w:numId w:val="57"/>
@@ -14499,7 +13507,7 @@
     </w:p>
     <w:p>
       <w:pPr>
-        <w:pStyle w:val="Prrafodelista"/>
+        <w:pStyle w:val="ListParagraph"/>
         <w:numPr>
           <w:ilvl w:val="0"/>
           <w:numId w:val="57"/>
@@ -14511,24 +13519,19 @@
     </w:p>
     <w:p>
       <w:pPr>
-        <w:pStyle w:val="Prrafodelista"/>
+        <w:pStyle w:val="ListParagraph"/>
         <w:numPr>
           <w:ilvl w:val="0"/>
           <w:numId w:val="57"/>
         </w:numPr>
       </w:pPr>
-      <w:proofErr w:type="spellStart"/>
-      <w:r>
-        <w:t>Pentesting</w:t>
-      </w:r>
-      <w:proofErr w:type="spellEnd"/>
-      <w:r>
-        <w:t>.</w:t>
-      </w:r>
-    </w:p>
-    <w:p>
-      <w:pPr>
-        <w:pStyle w:val="Prrafodelista"/>
+      <w:r>
+        <w:t>Pentesting.</w:t>
+      </w:r>
+    </w:p>
+    <w:p>
+      <w:pPr>
+        <w:pStyle w:val="ListParagraph"/>
         <w:numPr>
           <w:ilvl w:val="0"/>
           <w:numId w:val="57"/>
@@ -14540,7 +13543,7 @@
     </w:p>
     <w:p>
       <w:pPr>
-        <w:pStyle w:val="Prrafodelista"/>
+        <w:pStyle w:val="ListParagraph"/>
         <w:numPr>
           <w:ilvl w:val="0"/>
           <w:numId w:val="57"/>
@@ -14552,7 +13555,7 @@
     </w:p>
     <w:p>
       <w:pPr>
-        <w:pStyle w:val="Ttulo2"/>
+        <w:pStyle w:val="Heading2"/>
         <w:numPr>
           <w:ilvl w:val="1"/>
           <w:numId w:val="1"/>
@@ -14566,7 +13569,7 @@
     </w:p>
     <w:tbl>
       <w:tblPr>
-        <w:tblStyle w:val="Tabladecuadrcula4"/>
+        <w:tblStyle w:val="GridTable4"/>
         <w:tblW w:w="8629" w:type="dxa"/>
         <w:tblLayout w:type="fixed"/>
         <w:tblLook w:val="04A0" w:firstRow="1" w:lastRow="0" w:firstColumn="1" w:lastColumn="0" w:noHBand="0" w:noVBand="1"/>
@@ -15200,7 +14203,7 @@
     </w:p>
     <w:p>
       <w:pPr>
-        <w:pStyle w:val="Ttulo2"/>
+        <w:pStyle w:val="Heading2"/>
         <w:numPr>
           <w:ilvl w:val="1"/>
           <w:numId w:val="1"/>
@@ -15208,15 +14211,7 @@
       </w:pPr>
       <w:bookmarkStart w:id="59" w:name="__RefHeading___Toc9281_3966994088"/>
       <w:r>
-        <w:t>Interfaz con otros Sistemas y/</w:t>
-      </w:r>
-      <w:proofErr w:type="spellStart"/>
-      <w:r>
-        <w:t>o</w:t>
-      </w:r>
-      <w:proofErr w:type="spellEnd"/>
-      <w:r>
-        <w:t xml:space="preserve"> otros Dispositivos de Hardware</w:t>
+        <w:t>Interfaz con otros Sistemas y/o otros Dispositivos de Hardware</w:t>
       </w:r>
       <w:bookmarkEnd w:id="59"/>
     </w:p>
@@ -15777,7 +14772,7 @@
     </w:p>
     <w:p>
       <w:pPr>
-        <w:pStyle w:val="Ttulo2"/>
+        <w:pStyle w:val="Heading2"/>
         <w:numPr>
           <w:ilvl w:val="1"/>
           <w:numId w:val="1"/>
@@ -15839,7 +14834,7 @@
     <w:p/>
     <w:p>
       <w:pPr>
-        <w:pStyle w:val="Ttulo2"/>
+        <w:pStyle w:val="Heading2"/>
         <w:numPr>
           <w:ilvl w:val="1"/>
           <w:numId w:val="1"/>
@@ -15854,7 +14849,7 @@
     <w:p/>
     <w:tbl>
       <w:tblPr>
-        <w:tblStyle w:val="Tabladecuadrcula4"/>
+        <w:tblStyle w:val="GridTable4"/>
         <w:tblW w:w="9353" w:type="dxa"/>
         <w:tblLayout w:type="fixed"/>
         <w:tblLook w:val="04A0" w:firstRow="1" w:lastRow="0" w:firstColumn="1" w:lastColumn="0" w:noHBand="0" w:noVBand="1"/>
@@ -15973,52 +14968,14 @@
                 <w:szCs w:val="18"/>
               </w:rPr>
             </w:pPr>
-            <w:proofErr w:type="spellStart"/>
-            <w:r>
-              <w:rPr>
-                <w:color w:val="000000"/>
-                <w:sz w:val="18"/>
-                <w:szCs w:val="18"/>
-              </w:rPr>
-              <w:t>MissTortas</w:t>
-            </w:r>
-            <w:proofErr w:type="spellEnd"/>
-            <w:r>
-              <w:rPr>
-                <w:color w:val="000000"/>
-                <w:sz w:val="18"/>
-                <w:szCs w:val="18"/>
-              </w:rPr>
-              <w:t xml:space="preserve"> </w:t>
-            </w:r>
-            <w:proofErr w:type="spellStart"/>
-            <w:r>
-              <w:rPr>
-                <w:color w:val="000000"/>
-                <w:sz w:val="18"/>
-                <w:szCs w:val="18"/>
-              </w:rPr>
-              <w:t>Bakery</w:t>
-            </w:r>
-            <w:proofErr w:type="spellEnd"/>
-            <w:r>
-              <w:rPr>
-                <w:color w:val="000000"/>
-                <w:sz w:val="18"/>
-                <w:szCs w:val="18"/>
-              </w:rPr>
-              <w:t xml:space="preserve"> </w:t>
-            </w:r>
-            <w:proofErr w:type="gramStart"/>
-            <w:r>
-              <w:rPr>
-                <w:color w:val="000000"/>
-                <w:sz w:val="18"/>
-                <w:szCs w:val="18"/>
-              </w:rPr>
-              <w:t>S.A</w:t>
-            </w:r>
-            <w:proofErr w:type="gramEnd"/>
+            <w:r>
+              <w:rPr>
+                <w:color w:val="000000"/>
+                <w:sz w:val="18"/>
+                <w:szCs w:val="18"/>
+              </w:rPr>
+              <w:t>MissTortas Bakery S.A</w:t>
+            </w:r>
           </w:p>
         </w:tc>
         <w:tc>
@@ -16379,7 +15336,7 @@
     </w:p>
     <w:p>
       <w:pPr>
-        <w:pStyle w:val="Ttulo1"/>
+        <w:pStyle w:val="Heading1"/>
         <w:numPr>
           <w:ilvl w:val="0"/>
           <w:numId w:val="1"/>
@@ -16395,7 +15352,7 @@
     </w:p>
     <w:p>
       <w:pPr>
-        <w:pStyle w:val="Ttulo2"/>
+        <w:pStyle w:val="Heading2"/>
         <w:numPr>
           <w:ilvl w:val="1"/>
           <w:numId w:val="1"/>
@@ -16409,7 +15366,7 @@
     </w:p>
     <w:tbl>
       <w:tblPr>
-        <w:tblStyle w:val="Tabladecuadrcula4"/>
+        <w:tblStyle w:val="GridTable4"/>
         <w:tblW w:w="9927" w:type="dxa"/>
         <w:tblLayout w:type="fixed"/>
         <w:tblLook w:val="04A0" w:firstRow="1" w:lastRow="0" w:firstColumn="1" w:lastColumn="0" w:noHBand="0" w:noVBand="1"/>
@@ -16822,7 +15779,7 @@
     </w:p>
     <w:p>
       <w:pPr>
-        <w:pStyle w:val="Ttulo2"/>
+        <w:pStyle w:val="Heading2"/>
         <w:numPr>
           <w:ilvl w:val="1"/>
           <w:numId w:val="1"/>
@@ -16836,7 +15793,7 @@
     </w:p>
     <w:tbl>
       <w:tblPr>
-        <w:tblStyle w:val="Tabladecuadrcula4"/>
+        <w:tblStyle w:val="GridTable4"/>
         <w:tblW w:w="9927" w:type="dxa"/>
         <w:tblLayout w:type="fixed"/>
         <w:tblLook w:val="04A0" w:firstRow="1" w:lastRow="0" w:firstColumn="1" w:lastColumn="0" w:noHBand="0" w:noVBand="1"/>
@@ -17176,7 +16133,7 @@
     </w:p>
     <w:p>
       <w:pPr>
-        <w:pStyle w:val="Ttulo2"/>
+        <w:pStyle w:val="Heading2"/>
         <w:numPr>
           <w:ilvl w:val="1"/>
           <w:numId w:val="1"/>
@@ -17190,7 +16147,7 @@
     </w:p>
     <w:tbl>
       <w:tblPr>
-        <w:tblStyle w:val="Tabladecuadrcula4"/>
+        <w:tblStyle w:val="GridTable4"/>
         <w:tblW w:w="9927" w:type="dxa"/>
         <w:tblLayout w:type="fixed"/>
         <w:tblLook w:val="04A0" w:firstRow="1" w:lastRow="0" w:firstColumn="1" w:lastColumn="0" w:noHBand="0" w:noVBand="1"/>
@@ -17727,7 +16684,7 @@
     </w:tbl>
     <w:p>
       <w:pPr>
-        <w:pStyle w:val="Ttulo2"/>
+        <w:pStyle w:val="Heading2"/>
         <w:numPr>
           <w:ilvl w:val="1"/>
           <w:numId w:val="1"/>
@@ -17741,7 +16698,7 @@
     </w:p>
     <w:tbl>
       <w:tblPr>
-        <w:tblStyle w:val="Tabladecuadrcula4"/>
+        <w:tblStyle w:val="GridTable4"/>
         <w:tblW w:w="9927" w:type="dxa"/>
         <w:tblLayout w:type="fixed"/>
         <w:tblLook w:val="04A0" w:firstRow="1" w:lastRow="0" w:firstColumn="1" w:lastColumn="0" w:noHBand="0" w:noVBand="1"/>
@@ -18210,7 +17167,7 @@
     </w:p>
     <w:p>
       <w:pPr>
-        <w:pStyle w:val="Ttulo2"/>
+        <w:pStyle w:val="Heading2"/>
         <w:numPr>
           <w:ilvl w:val="1"/>
           <w:numId w:val="1"/>
@@ -18218,18 +17175,13 @@
       </w:pPr>
       <w:bookmarkStart w:id="70" w:name="__RefHeading___Toc9360_95797178"/>
       <w:r>
-        <w:t xml:space="preserve">Administración de </w:t>
-      </w:r>
-      <w:proofErr w:type="spellStart"/>
-      <w:r>
-        <w:t>Cadetería</w:t>
+        <w:t>Administración de Cadetería</w:t>
       </w:r>
       <w:bookmarkEnd w:id="70"/>
-      <w:proofErr w:type="spellEnd"/>
     </w:p>
     <w:tbl>
       <w:tblPr>
-        <w:tblStyle w:val="Tabladecuadrcula4"/>
+        <w:tblStyle w:val="GridTable4"/>
         <w:tblW w:w="9927" w:type="dxa"/>
         <w:tblLayout w:type="fixed"/>
         <w:tblLook w:val="04A0" w:firstRow="1" w:lastRow="0" w:firstColumn="1" w:lastColumn="0" w:noHBand="0" w:noVBand="1"/>
@@ -18479,7 +17431,7 @@
     </w:p>
     <w:p>
       <w:pPr>
-        <w:pStyle w:val="Ttulo2"/>
+        <w:pStyle w:val="Heading2"/>
         <w:numPr>
           <w:ilvl w:val="1"/>
           <w:numId w:val="1"/>
@@ -18493,7 +17445,7 @@
     </w:p>
     <w:tbl>
       <w:tblPr>
-        <w:tblStyle w:val="Tabladecuadrcula4"/>
+        <w:tblStyle w:val="GridTable4"/>
         <w:tblW w:w="9927" w:type="dxa"/>
         <w:tblLayout w:type="fixed"/>
         <w:tblLook w:val="04A0" w:firstRow="1" w:lastRow="0" w:firstColumn="1" w:lastColumn="0" w:noHBand="0" w:noVBand="1"/>
@@ -18746,7 +17698,7 @@
     </w:p>
     <w:p>
       <w:pPr>
-        <w:pStyle w:val="Ttulo2"/>
+        <w:pStyle w:val="Heading2"/>
         <w:numPr>
           <w:ilvl w:val="1"/>
           <w:numId w:val="1"/>
@@ -18760,7 +17712,7 @@
     </w:p>
     <w:tbl>
       <w:tblPr>
-        <w:tblStyle w:val="Tabladecuadrcula4"/>
+        <w:tblStyle w:val="GridTable4"/>
         <w:tblW w:w="9927" w:type="dxa"/>
         <w:tblLayout w:type="fixed"/>
         <w:tblLook w:val="04A0" w:firstRow="1" w:lastRow="0" w:firstColumn="1" w:lastColumn="0" w:noHBand="0" w:noVBand="1"/>
@@ -19498,7 +18450,7 @@
     </w:tbl>
     <w:p>
       <w:pPr>
-        <w:pStyle w:val="Ttulo2"/>
+        <w:pStyle w:val="Heading2"/>
         <w:numPr>
           <w:ilvl w:val="1"/>
           <w:numId w:val="1"/>
@@ -19512,7 +18464,7 @@
     </w:p>
     <w:tbl>
       <w:tblPr>
-        <w:tblStyle w:val="Tabladecuadrcula4"/>
+        <w:tblStyle w:val="GridTable4"/>
         <w:tblW w:w="9927" w:type="dxa"/>
         <w:tblLayout w:type="fixed"/>
         <w:tblLook w:val="04A0" w:firstRow="1" w:lastRow="0" w:firstColumn="1" w:lastColumn="0" w:noHBand="0" w:noVBand="1"/>
@@ -19907,7 +18859,7 @@
     </w:p>
     <w:p>
       <w:pPr>
-        <w:pStyle w:val="Ttulo2"/>
+        <w:pStyle w:val="Heading2"/>
         <w:numPr>
           <w:ilvl w:val="1"/>
           <w:numId w:val="1"/>
@@ -19921,7 +18873,7 @@
     </w:p>
     <w:tbl>
       <w:tblPr>
-        <w:tblStyle w:val="Tabladecuadrcula4"/>
+        <w:tblStyle w:val="GridTable4"/>
         <w:tblW w:w="9927" w:type="dxa"/>
         <w:tblLayout w:type="fixed"/>
         <w:tblLook w:val="04A0" w:firstRow="1" w:lastRow="0" w:firstColumn="1" w:lastColumn="0" w:noHBand="0" w:noVBand="1"/>
@@ -20408,7 +19360,7 @@
     </w:p>
     <w:p>
       <w:pPr>
-        <w:pStyle w:val="Ttulo2"/>
+        <w:pStyle w:val="Heading2"/>
         <w:numPr>
           <w:ilvl w:val="1"/>
           <w:numId w:val="1"/>
@@ -20422,7 +19374,7 @@
     </w:p>
     <w:tbl>
       <w:tblPr>
-        <w:tblStyle w:val="Tabladecuadrcula4"/>
+        <w:tblStyle w:val="GridTable4"/>
         <w:tblW w:w="9927" w:type="dxa"/>
         <w:tblLayout w:type="fixed"/>
         <w:tblLook w:val="04A0" w:firstRow="1" w:lastRow="0" w:firstColumn="1" w:lastColumn="0" w:noHBand="0" w:noVBand="1"/>
@@ -20812,7 +19764,7 @@
     </w:p>
     <w:p>
       <w:pPr>
-        <w:pStyle w:val="Ttulo2"/>
+        <w:pStyle w:val="Heading2"/>
         <w:numPr>
           <w:ilvl w:val="1"/>
           <w:numId w:val="1"/>
@@ -20826,7 +19778,7 @@
     </w:p>
     <w:tbl>
       <w:tblPr>
-        <w:tblStyle w:val="Tabladecuadrcula4"/>
+        <w:tblStyle w:val="GridTable4"/>
         <w:tblW w:w="9927" w:type="dxa"/>
         <w:tblLayout w:type="fixed"/>
         <w:tblLook w:val="04A0" w:firstRow="1" w:lastRow="0" w:firstColumn="1" w:lastColumn="0" w:noHBand="0" w:noVBand="1"/>
@@ -21615,32 +20567,14 @@
           <w:sz w:val="18"/>
           <w:szCs w:val="18"/>
         </w:rPr>
-        <w:t xml:space="preserve">: Se implementarán sólo aquellos requerimientos que tengan prioridad “Alta”. Los demás se realizarán en otro </w:t>
-      </w:r>
-      <w:proofErr w:type="spellStart"/>
-      <w:r>
-        <w:rPr>
-          <w:color w:val="000000"/>
-          <w:sz w:val="18"/>
-          <w:szCs w:val="18"/>
-        </w:rPr>
-        <w:t>Release</w:t>
-      </w:r>
-      <w:proofErr w:type="spellEnd"/>
-      <w:r>
-        <w:rPr>
-          <w:color w:val="000000"/>
-          <w:sz w:val="18"/>
-          <w:szCs w:val="18"/>
-        </w:rPr>
-        <w:t>, cuando el cliente lo solicite.</w:t>
+        <w:t>: Se implementarán sólo aquellos requerimientos que tengan prioridad “Alta”. Los demás se realizarán en otro Release, cuando el cliente lo solicite.</w:t>
       </w:r>
       <w:bookmarkStart w:id="77" w:name="_6a31nzplnonw"/>
       <w:bookmarkEnd w:id="77"/>
     </w:p>
     <w:p>
       <w:pPr>
-        <w:pStyle w:val="Ttulo1"/>
+        <w:pStyle w:val="Heading1"/>
         <w:pageBreakBefore/>
         <w:numPr>
           <w:ilvl w:val="0"/>
@@ -21658,7 +20592,7 @@
     </w:p>
     <w:p>
       <w:pPr>
-        <w:pStyle w:val="Ttulo2"/>
+        <w:pStyle w:val="Heading2"/>
         <w:numPr>
           <w:ilvl w:val="1"/>
           <w:numId w:val="1"/>
@@ -21672,7 +20606,7 @@
     </w:p>
     <w:tbl>
       <w:tblPr>
-        <w:tblStyle w:val="Tabladecuadrcula4"/>
+        <w:tblStyle w:val="GridTable4"/>
         <w:tblW w:w="9927" w:type="dxa"/>
         <w:tblLayout w:type="fixed"/>
         <w:tblLook w:val="04A0" w:firstRow="1" w:lastRow="0" w:firstColumn="1" w:lastColumn="0" w:noHBand="0" w:noVBand="1"/>
@@ -21872,7 +20806,7 @@
     </w:tbl>
     <w:p>
       <w:pPr>
-        <w:pStyle w:val="Ttulo2"/>
+        <w:pStyle w:val="Heading2"/>
         <w:numPr>
           <w:ilvl w:val="1"/>
           <w:numId w:val="1"/>
@@ -21886,7 +20820,7 @@
     </w:p>
     <w:tbl>
       <w:tblPr>
-        <w:tblStyle w:val="Tabladecuadrcula4"/>
+        <w:tblStyle w:val="GridTable4"/>
         <w:tblW w:w="9927" w:type="dxa"/>
         <w:tblLayout w:type="fixed"/>
         <w:tblLook w:val="04A0" w:firstRow="1" w:lastRow="0" w:firstColumn="1" w:lastColumn="0" w:noHBand="0" w:noVBand="1"/>
@@ -22220,7 +21154,7 @@
     </w:tbl>
     <w:p>
       <w:pPr>
-        <w:pStyle w:val="Ttulo2"/>
+        <w:pStyle w:val="Heading2"/>
         <w:numPr>
           <w:ilvl w:val="1"/>
           <w:numId w:val="1"/>
@@ -22596,7 +21530,7 @@
     </w:tbl>
     <w:p>
       <w:pPr>
-        <w:pStyle w:val="Ttulo2"/>
+        <w:pStyle w:val="Heading2"/>
         <w:numPr>
           <w:ilvl w:val="1"/>
           <w:numId w:val="1"/>
@@ -22988,7 +21922,7 @@
     </w:tbl>
     <w:p>
       <w:pPr>
-        <w:pStyle w:val="Ttulo2"/>
+        <w:pStyle w:val="Heading2"/>
         <w:numPr>
           <w:ilvl w:val="1"/>
           <w:numId w:val="1"/>
@@ -23289,7 +22223,7 @@
     </w:tbl>
     <w:p>
       <w:pPr>
-        <w:pStyle w:val="Ttulo2"/>
+        <w:pStyle w:val="Heading2"/>
         <w:numPr>
           <w:ilvl w:val="1"/>
           <w:numId w:val="1"/>
@@ -23576,7 +22510,7 @@
     </w:tbl>
     <w:p>
       <w:pPr>
-        <w:pStyle w:val="Ttulo2"/>
+        <w:pStyle w:val="Heading2"/>
         <w:numPr>
           <w:ilvl w:val="1"/>
           <w:numId w:val="1"/>
@@ -23797,7 +22731,7 @@
     </w:tbl>
     <w:p>
       <w:pPr>
-        <w:pStyle w:val="Ttulo2"/>
+        <w:pStyle w:val="Heading2"/>
         <w:numPr>
           <w:ilvl w:val="1"/>
           <w:numId w:val="1"/>
@@ -23811,7 +22745,7 @@
     </w:p>
     <w:tbl>
       <w:tblPr>
-        <w:tblStyle w:val="Tabladecuadrcula4"/>
+        <w:tblStyle w:val="GridTable4"/>
         <w:tblW w:w="9927" w:type="dxa"/>
         <w:tblLayout w:type="fixed"/>
         <w:tblLook w:val="04A0" w:firstRow="1" w:lastRow="0" w:firstColumn="1" w:lastColumn="0" w:noHBand="0" w:noVBand="1"/>
@@ -23972,7 +22906,7 @@
     </w:tbl>
     <w:p>
       <w:pPr>
-        <w:pStyle w:val="Ttulo2"/>
+        <w:pStyle w:val="Heading2"/>
         <w:numPr>
           <w:ilvl w:val="1"/>
           <w:numId w:val="1"/>
@@ -23980,18 +22914,13 @@
       </w:pPr>
       <w:bookmarkStart w:id="88" w:name="__RefHeading___Toc9506_3664586"/>
       <w:r>
-        <w:t xml:space="preserve">Diseño de </w:t>
-      </w:r>
-      <w:proofErr w:type="spellStart"/>
-      <w:r>
-        <w:t>Imágen</w:t>
+        <w:t>Diseño de Imágen</w:t>
       </w:r>
       <w:bookmarkEnd w:id="88"/>
-      <w:proofErr w:type="spellEnd"/>
     </w:p>
     <w:tbl>
       <w:tblPr>
-        <w:tblStyle w:val="Tabladecuadrcula4"/>
+        <w:tblStyle w:val="GridTable4"/>
         <w:tblW w:w="9927" w:type="dxa"/>
         <w:tblLayout w:type="fixed"/>
         <w:tblLook w:val="04A0" w:firstRow="1" w:lastRow="0" w:firstColumn="1" w:lastColumn="0" w:noHBand="0" w:noVBand="1"/>
@@ -24124,39 +23053,7 @@
                 <w:sz w:val="18"/>
                 <w:szCs w:val="18"/>
               </w:rPr>
-              <w:t xml:space="preserve">Se </w:t>
-            </w:r>
-            <w:proofErr w:type="gramStart"/>
-            <w:r>
-              <w:rPr>
-                <w:sz w:val="18"/>
-                <w:szCs w:val="18"/>
-              </w:rPr>
-              <w:t>utilizaran</w:t>
-            </w:r>
-            <w:proofErr w:type="gramEnd"/>
-            <w:r>
-              <w:rPr>
-                <w:sz w:val="18"/>
-                <w:szCs w:val="18"/>
-              </w:rPr>
-              <w:t xml:space="preserve"> formatos basados en la página web actual de la Municipalidad de </w:t>
-            </w:r>
-            <w:proofErr w:type="spellStart"/>
-            <w:r>
-              <w:rPr>
-                <w:sz w:val="18"/>
-                <w:szCs w:val="18"/>
-              </w:rPr>
-              <w:t>Firmat</w:t>
-            </w:r>
-            <w:proofErr w:type="spellEnd"/>
-            <w:r>
-              <w:rPr>
-                <w:sz w:val="18"/>
-                <w:szCs w:val="18"/>
-              </w:rPr>
-              <w:t>.</w:t>
+              <w:t>Se utilizaran formatos basados en la página web actual de la Municipalidad de Firmat.</w:t>
             </w:r>
           </w:p>
         </w:tc>
@@ -24180,7 +23077,7 @@
     </w:tbl>
     <w:p>
       <w:pPr>
-        <w:pStyle w:val="Ttulo2"/>
+        <w:pStyle w:val="Heading2"/>
         <w:numPr>
           <w:ilvl w:val="1"/>
           <w:numId w:val="1"/>
@@ -24194,7 +23091,7 @@
     </w:p>
     <w:tbl>
       <w:tblPr>
-        <w:tblStyle w:val="Tabladecuadrcula4"/>
+        <w:tblStyle w:val="GridTable4"/>
         <w:tblW w:w="9927" w:type="dxa"/>
         <w:tblLayout w:type="fixed"/>
         <w:tblLook w:val="04A0" w:firstRow="1" w:lastRow="0" w:firstColumn="1" w:lastColumn="0" w:noHBand="0" w:noVBand="1"/>
@@ -24482,18 +23379,8 @@
                 <w:sz w:val="18"/>
                 <w:szCs w:val="18"/>
               </w:rPr>
-              <w:t xml:space="preserve">De Programación: </w:t>
-            </w:r>
-            <w:proofErr w:type="spellStart"/>
-            <w:r>
-              <w:rPr>
-                <w:color w:val="000000"/>
-                <w:sz w:val="18"/>
-                <w:szCs w:val="18"/>
-              </w:rPr>
-              <w:t>Typescript</w:t>
-            </w:r>
-            <w:proofErr w:type="spellEnd"/>
+              <w:t>De Programación: Typescript</w:t>
+            </w:r>
           </w:p>
         </w:tc>
       </w:tr>
@@ -24774,43 +23661,15 @@
                 <w:sz w:val="18"/>
                 <w:szCs w:val="18"/>
               </w:rPr>
-              <w:t xml:space="preserve">De </w:t>
-            </w:r>
-            <w:proofErr w:type="spellStart"/>
-            <w:r>
-              <w:rPr>
-                <w:color w:val="000000"/>
-                <w:sz w:val="18"/>
-                <w:szCs w:val="18"/>
-              </w:rPr>
-              <w:t>Nomenclación</w:t>
-            </w:r>
-            <w:proofErr w:type="spellEnd"/>
-            <w:r>
-              <w:rPr>
-                <w:color w:val="000000"/>
-                <w:sz w:val="18"/>
-                <w:szCs w:val="18"/>
-              </w:rPr>
-              <w:t xml:space="preserve">: </w:t>
-            </w:r>
-            <w:proofErr w:type="spellStart"/>
-            <w:r>
-              <w:rPr>
-                <w:color w:val="000000"/>
-                <w:sz w:val="18"/>
-                <w:szCs w:val="18"/>
-              </w:rPr>
-              <w:t>SQLServer</w:t>
-            </w:r>
-            <w:proofErr w:type="spellEnd"/>
+              <w:t>De Nomenclación: SQLServer</w:t>
+            </w:r>
           </w:p>
         </w:tc>
       </w:tr>
     </w:tbl>
     <w:p>
       <w:pPr>
-        <w:pStyle w:val="Ttulo2"/>
+        <w:pStyle w:val="Heading2"/>
         <w:numPr>
           <w:ilvl w:val="1"/>
           <w:numId w:val="1"/>
@@ -24824,7 +23683,7 @@
     </w:p>
     <w:tbl>
       <w:tblPr>
-        <w:tblStyle w:val="Tabladecuadrcula4"/>
+        <w:tblStyle w:val="GridTable4"/>
         <w:tblW w:w="9927" w:type="dxa"/>
         <w:tblLayout w:type="fixed"/>
         <w:tblLook w:val="04A0" w:firstRow="1" w:lastRow="0" w:firstColumn="1" w:lastColumn="0" w:noHBand="0" w:noVBand="1"/>
@@ -25035,18 +23894,8 @@
                 <w:sz w:val="18"/>
                 <w:szCs w:val="18"/>
               </w:rPr>
-              <w:t xml:space="preserve">Existen ambientes de </w:t>
-            </w:r>
-            <w:proofErr w:type="spellStart"/>
-            <w:r>
-              <w:rPr>
-                <w:color w:val="000000"/>
-                <w:sz w:val="18"/>
-                <w:szCs w:val="18"/>
-              </w:rPr>
-              <w:t>staging</w:t>
-            </w:r>
-            <w:proofErr w:type="spellEnd"/>
+              <w:t>Existen ambientes de staging</w:t>
+            </w:r>
           </w:p>
         </w:tc>
         <w:tc>
@@ -25063,7 +23912,6 @@
                 <w:szCs w:val="18"/>
               </w:rPr>
             </w:pPr>
-            <w:proofErr w:type="spellStart"/>
             <w:r>
               <w:rPr>
                 <w:color w:val="000000"/>
@@ -25072,14 +23920,13 @@
               </w:rPr>
               <w:t>Idem</w:t>
             </w:r>
-            <w:proofErr w:type="spellEnd"/>
           </w:p>
         </w:tc>
       </w:tr>
     </w:tbl>
     <w:p>
       <w:pPr>
-        <w:pStyle w:val="Ttulo2"/>
+        <w:pStyle w:val="Heading2"/>
         <w:numPr>
           <w:ilvl w:val="1"/>
           <w:numId w:val="1"/>
@@ -25093,7 +23940,7 @@
     </w:p>
     <w:tbl>
       <w:tblPr>
-        <w:tblStyle w:val="Tabladecuadrcula4"/>
+        <w:tblStyle w:val="GridTable4"/>
         <w:tblW w:w="9927" w:type="dxa"/>
         <w:tblLayout w:type="fixed"/>
         <w:tblLook w:val="04A0" w:firstRow="1" w:lastRow="0" w:firstColumn="1" w:lastColumn="0" w:noHBand="0" w:noVBand="1"/>
@@ -25320,7 +24167,7 @@
     </w:tbl>
     <w:p>
       <w:pPr>
-        <w:pStyle w:val="Ttulo2"/>
+        <w:pStyle w:val="Heading2"/>
         <w:numPr>
           <w:ilvl w:val="1"/>
           <w:numId w:val="1"/>
@@ -25334,7 +24181,7 @@
     </w:p>
     <w:tbl>
       <w:tblPr>
-        <w:tblStyle w:val="Tabladecuadrcula4"/>
+        <w:tblStyle w:val="GridTable4"/>
         <w:tblW w:w="9927" w:type="dxa"/>
         <w:tblLayout w:type="fixed"/>
         <w:tblLook w:val="04A0" w:firstRow="1" w:lastRow="0" w:firstColumn="1" w:lastColumn="0" w:noHBand="0" w:noVBand="1"/>
@@ -25503,7 +24350,7 @@
     </w:tbl>
     <w:p>
       <w:pPr>
-        <w:pStyle w:val="Ttulo2"/>
+        <w:pStyle w:val="Heading2"/>
         <w:numPr>
           <w:ilvl w:val="1"/>
           <w:numId w:val="1"/>
@@ -25517,7 +24364,7 @@
     </w:p>
     <w:tbl>
       <w:tblPr>
-        <w:tblStyle w:val="Tabladecuadrcula4"/>
+        <w:tblStyle w:val="GridTable4"/>
         <w:tblW w:w="9927" w:type="dxa"/>
         <w:tblLayout w:type="fixed"/>
         <w:tblLook w:val="04A0" w:firstRow="1" w:lastRow="0" w:firstColumn="1" w:lastColumn="0" w:noHBand="0" w:noVBand="1"/>
@@ -25690,7 +24537,7 @@
     </w:tbl>
     <w:p>
       <w:pPr>
-        <w:pStyle w:val="Ttulo2"/>
+        <w:pStyle w:val="Heading2"/>
         <w:numPr>
           <w:ilvl w:val="1"/>
           <w:numId w:val="1"/>
@@ -25704,7 +24551,7 @@
     </w:p>
     <w:tbl>
       <w:tblPr>
-        <w:tblStyle w:val="Tabladecuadrcula4"/>
+        <w:tblStyle w:val="GridTable4"/>
         <w:tblW w:w="9927" w:type="dxa"/>
         <w:tblLayout w:type="fixed"/>
         <w:tblLook w:val="04A0" w:firstRow="1" w:lastRow="0" w:firstColumn="1" w:lastColumn="0" w:noHBand="0" w:noVBand="1"/>
@@ -25858,25 +24705,7 @@
                 <w:sz w:val="18"/>
                 <w:szCs w:val="18"/>
               </w:rPr>
-              <w:t xml:space="preserve">Se mantendrán los estándares de </w:t>
-            </w:r>
-            <w:proofErr w:type="gramStart"/>
-            <w:r>
-              <w:rPr>
-                <w:color w:val="000000"/>
-                <w:sz w:val="18"/>
-                <w:szCs w:val="18"/>
-              </w:rPr>
-              <w:t>.NET</w:t>
-            </w:r>
-            <w:proofErr w:type="gramEnd"/>
-            <w:r>
-              <w:rPr>
-                <w:color w:val="000000"/>
-                <w:sz w:val="18"/>
-                <w:szCs w:val="18"/>
-              </w:rPr>
-              <w:t xml:space="preserve"> pero este hecho no asegura la portabilidad entre diferentes servidores de aplicaciones sin necesidad de realizar cambios.</w:t>
+              <w:t>Se mantendrán los estándares de .NET pero este hecho no asegura la portabilidad entre diferentes servidores de aplicaciones sin necesidad de realizar cambios.</w:t>
             </w:r>
           </w:p>
           <w:p>
@@ -25927,7 +24756,7 @@
     </w:tbl>
     <w:p>
       <w:pPr>
-        <w:pStyle w:val="Ttulo2"/>
+        <w:pStyle w:val="Heading2"/>
         <w:numPr>
           <w:ilvl w:val="1"/>
           <w:numId w:val="1"/>
@@ -25941,7 +24770,7 @@
     </w:p>
     <w:tbl>
       <w:tblPr>
-        <w:tblStyle w:val="Tabladecuadrcula4"/>
+        <w:tblStyle w:val="GridTable4"/>
         <w:tblW w:w="9927" w:type="dxa"/>
         <w:tblLayout w:type="fixed"/>
         <w:tblLook w:val="04A0" w:firstRow="1" w:lastRow="0" w:firstColumn="1" w:lastColumn="0" w:noHBand="0" w:noVBand="1"/>
@@ -26108,7 +24937,7 @@
     </w:tbl>
     <w:p>
       <w:pPr>
-        <w:pStyle w:val="Ttulo2"/>
+        <w:pStyle w:val="Heading2"/>
         <w:numPr>
           <w:ilvl w:val="1"/>
           <w:numId w:val="1"/>
@@ -26122,7 +24951,7 @@
     </w:p>
     <w:tbl>
       <w:tblPr>
-        <w:tblStyle w:val="Tabladecuadrcula4"/>
+        <w:tblStyle w:val="GridTable4"/>
         <w:tblW w:w="9927" w:type="dxa"/>
         <w:tblLayout w:type="fixed"/>
         <w:tblLook w:val="04A0" w:firstRow="1" w:lastRow="0" w:firstColumn="1" w:lastColumn="0" w:noHBand="0" w:noVBand="1"/>
@@ -26394,18 +25223,8 @@
                 <w:sz w:val="18"/>
                 <w:szCs w:val="18"/>
               </w:rPr>
-              <w:t xml:space="preserve">Topología de red: Ethernet, WAN con </w:t>
-            </w:r>
-            <w:proofErr w:type="spellStart"/>
-            <w:r>
-              <w:rPr>
-                <w:color w:val="000000"/>
-                <w:sz w:val="18"/>
-                <w:szCs w:val="18"/>
-              </w:rPr>
-              <w:t>firewall’s</w:t>
-            </w:r>
-            <w:proofErr w:type="spellEnd"/>
+              <w:t>Topología de red: Ethernet, WAN con firewall’s</w:t>
+            </w:r>
           </w:p>
         </w:tc>
         <w:tc>
@@ -26428,7 +25247,7 @@
     </w:tbl>
     <w:p>
       <w:pPr>
-        <w:pStyle w:val="Ttulo1"/>
+        <w:pStyle w:val="Heading1"/>
         <w:numPr>
           <w:ilvl w:val="0"/>
           <w:numId w:val="1"/>
@@ -26450,7 +25269,7 @@
     <w:p/>
     <w:p>
       <w:pPr>
-        <w:pStyle w:val="Ttulo1"/>
+        <w:pStyle w:val="Heading1"/>
         <w:numPr>
           <w:ilvl w:val="0"/>
           <w:numId w:val="1"/>
@@ -26582,13 +25401,8 @@
               <w:jc w:val="center"/>
             </w:pPr>
             <w:r>
-              <w:t xml:space="preserve">Nahir </w:t>
-            </w:r>
-            <w:proofErr w:type="spellStart"/>
-            <w:r>
-              <w:t>Gonzalez</w:t>
-            </w:r>
-            <w:proofErr w:type="spellEnd"/>
+              <w:t>Nahir Gonzalez</w:t>
+            </w:r>
           </w:p>
           <w:p>
             <w:pPr>
@@ -26604,21 +25418,8 @@
               <w:widowControl w:val="0"/>
               <w:jc w:val="center"/>
             </w:pPr>
-            <w:proofErr w:type="spellStart"/>
-            <w:r>
-              <w:t>MissTortas</w:t>
-            </w:r>
-            <w:proofErr w:type="spellEnd"/>
-            <w:r>
-              <w:t xml:space="preserve"> </w:t>
-            </w:r>
-            <w:proofErr w:type="spellStart"/>
-            <w:r>
-              <w:t>Bakery</w:t>
-            </w:r>
-            <w:proofErr w:type="spellEnd"/>
-            <w:r>
-              <w:t xml:space="preserve"> S.A</w:t>
+            <w:r>
+              <w:t>MissTortas Bakery S.A</w:t>
             </w:r>
           </w:p>
           <w:p>
@@ -31145,11 +29946,11 @@
       <w:szCs w:val="24"/>
     </w:rPr>
   </w:style>
-  <w:style w:type="paragraph" w:styleId="Ttulo1">
+  <w:style w:type="paragraph" w:styleId="Heading1">
     <w:name w:val="heading 1"/>
     <w:basedOn w:val="Normal"/>
     <w:next w:val="Normal"/>
-    <w:link w:val="Ttulo1Car"/>
+    <w:link w:val="Heading1Char"/>
     <w:uiPriority w:val="9"/>
     <w:qFormat/>
     <w:rsid w:val="00DE7A43"/>
@@ -31167,11 +29968,11 @@
       <w:szCs w:val="32"/>
     </w:rPr>
   </w:style>
-  <w:style w:type="paragraph" w:styleId="Ttulo2">
+  <w:style w:type="paragraph" w:styleId="Heading2">
     <w:name w:val="heading 2"/>
     <w:basedOn w:val="Normal"/>
     <w:next w:val="Normal"/>
-    <w:link w:val="Ttulo2Car"/>
+    <w:link w:val="Heading2Char"/>
     <w:uiPriority w:val="9"/>
     <w:unhideWhenUsed/>
     <w:qFormat/>
@@ -31191,11 +29992,11 @@
       <w:szCs w:val="28"/>
     </w:rPr>
   </w:style>
-  <w:style w:type="paragraph" w:styleId="Ttulo3">
+  <w:style w:type="paragraph" w:styleId="Heading3">
     <w:name w:val="heading 3"/>
     <w:basedOn w:val="Normal"/>
     <w:next w:val="Normal"/>
-    <w:link w:val="Ttulo3Car"/>
+    <w:link w:val="Heading3Char"/>
     <w:uiPriority w:val="9"/>
     <w:unhideWhenUsed/>
     <w:qFormat/>
@@ -31213,11 +30014,11 @@
       <w:szCs w:val="26"/>
     </w:rPr>
   </w:style>
-  <w:style w:type="paragraph" w:styleId="Ttulo4">
+  <w:style w:type="paragraph" w:styleId="Heading4">
     <w:name w:val="heading 4"/>
     <w:basedOn w:val="Normal"/>
     <w:next w:val="Normal"/>
-    <w:link w:val="Ttulo4Car"/>
+    <w:link w:val="Heading4Char"/>
     <w:uiPriority w:val="9"/>
     <w:unhideWhenUsed/>
     <w:qFormat/>
@@ -31235,11 +30036,11 @@
       <w:szCs w:val="28"/>
     </w:rPr>
   </w:style>
-  <w:style w:type="paragraph" w:styleId="Ttulo5">
+  <w:style w:type="paragraph" w:styleId="Heading5">
     <w:name w:val="heading 5"/>
     <w:basedOn w:val="Normal"/>
     <w:next w:val="Normal"/>
-    <w:link w:val="Ttulo5Car"/>
+    <w:link w:val="Heading5Char"/>
     <w:uiPriority w:val="9"/>
     <w:semiHidden/>
     <w:unhideWhenUsed/>
@@ -31259,11 +30060,11 @@
       <w:szCs w:val="26"/>
     </w:rPr>
   </w:style>
-  <w:style w:type="paragraph" w:styleId="Ttulo6">
+  <w:style w:type="paragraph" w:styleId="Heading6">
     <w:name w:val="heading 6"/>
     <w:basedOn w:val="Normal"/>
     <w:next w:val="Normal"/>
-    <w:link w:val="Ttulo6Car"/>
+    <w:link w:val="Heading6Char"/>
     <w:uiPriority w:val="9"/>
     <w:semiHidden/>
     <w:unhideWhenUsed/>
@@ -31281,11 +30082,11 @@
       <w:szCs w:val="22"/>
     </w:rPr>
   </w:style>
-  <w:style w:type="paragraph" w:styleId="Ttulo7">
+  <w:style w:type="paragraph" w:styleId="Heading7">
     <w:name w:val="heading 7"/>
     <w:basedOn w:val="Normal"/>
     <w:next w:val="Normal"/>
-    <w:link w:val="Ttulo7Car"/>
+    <w:link w:val="Heading7Char"/>
     <w:uiPriority w:val="9"/>
     <w:semiHidden/>
     <w:unhideWhenUsed/>
@@ -31299,11 +30100,11 @@
       <w:rFonts w:cstheme="majorBidi"/>
     </w:rPr>
   </w:style>
-  <w:style w:type="paragraph" w:styleId="Ttulo8">
+  <w:style w:type="paragraph" w:styleId="Heading8">
     <w:name w:val="heading 8"/>
     <w:basedOn w:val="Normal"/>
     <w:next w:val="Normal"/>
-    <w:link w:val="Ttulo8Car"/>
+    <w:link w:val="Heading8Char"/>
     <w:uiPriority w:val="9"/>
     <w:semiHidden/>
     <w:unhideWhenUsed/>
@@ -31319,11 +30120,11 @@
       <w:iCs/>
     </w:rPr>
   </w:style>
-  <w:style w:type="paragraph" w:styleId="Ttulo9">
+  <w:style w:type="paragraph" w:styleId="Heading9">
     <w:name w:val="heading 9"/>
     <w:basedOn w:val="Normal"/>
     <w:next w:val="Normal"/>
-    <w:link w:val="Ttulo9Car"/>
+    <w:link w:val="Heading9Char"/>
     <w:uiPriority w:val="9"/>
     <w:semiHidden/>
     <w:unhideWhenUsed/>
@@ -31339,13 +30140,13 @@
       <w:szCs w:val="22"/>
     </w:rPr>
   </w:style>
-  <w:style w:type="character" w:default="1" w:styleId="Fuentedeprrafopredeter">
+  <w:style w:type="character" w:default="1" w:styleId="DefaultParagraphFont">
     <w:name w:val="Default Paragraph Font"/>
     <w:uiPriority w:val="1"/>
     <w:semiHidden/>
     <w:unhideWhenUsed/>
   </w:style>
-  <w:style w:type="table" w:default="1" w:styleId="Tablanormal">
+  <w:style w:type="table" w:default="1" w:styleId="TableNormal">
     <w:name w:val="Normal Table"/>
     <w:uiPriority w:val="99"/>
     <w:semiHidden/>
@@ -31360,7 +30161,7 @@
       </w:tblCellMar>
     </w:tblPr>
   </w:style>
-  <w:style w:type="numbering" w:default="1" w:styleId="Sinlista">
+  <w:style w:type="numbering" w:default="1" w:styleId="NoList">
     <w:name w:val="No List"/>
     <w:uiPriority w:val="99"/>
     <w:semiHidden/>
@@ -31390,14 +30191,14 @@
       <w:spacing w:after="140" w:line="276" w:lineRule="auto"/>
     </w:pPr>
   </w:style>
-  <w:style w:type="paragraph" w:styleId="Lista">
+  <w:style w:type="paragraph" w:styleId="List">
     <w:name w:val="List"/>
     <w:basedOn w:val="Textbody"/>
     <w:rPr>
       <w:sz w:val="24"/>
     </w:rPr>
   </w:style>
-  <w:style w:type="paragraph" w:styleId="Descripcin">
+  <w:style w:type="paragraph" w:styleId="Caption">
     <w:name w:val="caption"/>
     <w:basedOn w:val="Normal"/>
     <w:next w:val="Normal"/>
@@ -31423,11 +30224,11 @@
       <w:sz w:val="24"/>
     </w:rPr>
   </w:style>
-  <w:style w:type="paragraph" w:styleId="Ttulo">
+  <w:style w:type="paragraph" w:styleId="Title">
     <w:name w:val="Title"/>
     <w:basedOn w:val="Normal"/>
     <w:next w:val="Normal"/>
-    <w:link w:val="TtuloCar"/>
+    <w:link w:val="TitleChar"/>
     <w:uiPriority w:val="10"/>
     <w:qFormat/>
     <w:rsid w:val="00DE7A43"/>
@@ -31445,11 +30246,11 @@
       <w:szCs w:val="32"/>
     </w:rPr>
   </w:style>
-  <w:style w:type="paragraph" w:styleId="Subttulo">
+  <w:style w:type="paragraph" w:styleId="Subtitle">
     <w:name w:val="Subtitle"/>
     <w:basedOn w:val="Normal"/>
     <w:next w:val="Normal"/>
-    <w:link w:val="SubttuloCar"/>
+    <w:link w:val="SubtitleChar"/>
     <w:uiPriority w:val="11"/>
     <w:qFormat/>
     <w:rsid w:val="00DE7A43"/>
@@ -31466,11 +30267,11 @@
     <w:name w:val="Header and Footer"/>
     <w:basedOn w:val="Standard"/>
   </w:style>
-  <w:style w:type="paragraph" w:styleId="Encabezado">
+  <w:style w:type="paragraph" w:styleId="Header">
     <w:name w:val="header"/>
     <w:basedOn w:val="HeaderandFooter"/>
   </w:style>
-  <w:style w:type="paragraph" w:styleId="Piedepgina">
+  <w:style w:type="paragraph" w:styleId="Footer">
     <w:name w:val="footer"/>
     <w:basedOn w:val="HeaderandFooter"/>
   </w:style>
@@ -32031,7 +30832,7 @@
   </w:style>
   <w:style w:type="numbering" w:customStyle="1" w:styleId="WWNum1">
     <w:name w:val="WWNum1"/>
-    <w:basedOn w:val="Sinlista"/>
+    <w:basedOn w:val="NoList"/>
     <w:pPr>
       <w:numPr>
         <w:numId w:val="1"/>
@@ -32040,7 +30841,7 @@
   </w:style>
   <w:style w:type="numbering" w:customStyle="1" w:styleId="WWNum2">
     <w:name w:val="WWNum2"/>
-    <w:basedOn w:val="Sinlista"/>
+    <w:basedOn w:val="NoList"/>
     <w:pPr>
       <w:numPr>
         <w:numId w:val="2"/>
@@ -32049,7 +30850,7 @@
   </w:style>
   <w:style w:type="numbering" w:customStyle="1" w:styleId="WWNum3">
     <w:name w:val="WWNum3"/>
-    <w:basedOn w:val="Sinlista"/>
+    <w:basedOn w:val="NoList"/>
     <w:pPr>
       <w:numPr>
         <w:numId w:val="3"/>
@@ -32058,7 +30859,7 @@
   </w:style>
   <w:style w:type="numbering" w:customStyle="1" w:styleId="WWNum4">
     <w:name w:val="WWNum4"/>
-    <w:basedOn w:val="Sinlista"/>
+    <w:basedOn w:val="NoList"/>
     <w:pPr>
       <w:numPr>
         <w:numId w:val="4"/>
@@ -32067,7 +30868,7 @@
   </w:style>
   <w:style w:type="numbering" w:customStyle="1" w:styleId="WWNum5">
     <w:name w:val="WWNum5"/>
-    <w:basedOn w:val="Sinlista"/>
+    <w:basedOn w:val="NoList"/>
     <w:pPr>
       <w:numPr>
         <w:numId w:val="5"/>
@@ -32076,7 +30877,7 @@
   </w:style>
   <w:style w:type="numbering" w:customStyle="1" w:styleId="WWNum6">
     <w:name w:val="WWNum6"/>
-    <w:basedOn w:val="Sinlista"/>
+    <w:basedOn w:val="NoList"/>
     <w:pPr>
       <w:numPr>
         <w:numId w:val="6"/>
@@ -32085,7 +30886,7 @@
   </w:style>
   <w:style w:type="numbering" w:customStyle="1" w:styleId="WWNum7">
     <w:name w:val="WWNum7"/>
-    <w:basedOn w:val="Sinlista"/>
+    <w:basedOn w:val="NoList"/>
     <w:pPr>
       <w:numPr>
         <w:numId w:val="7"/>
@@ -32094,7 +30895,7 @@
   </w:style>
   <w:style w:type="numbering" w:customStyle="1" w:styleId="WWNum8">
     <w:name w:val="WWNum8"/>
-    <w:basedOn w:val="Sinlista"/>
+    <w:basedOn w:val="NoList"/>
     <w:pPr>
       <w:numPr>
         <w:numId w:val="8"/>
@@ -32103,7 +30904,7 @@
   </w:style>
   <w:style w:type="numbering" w:customStyle="1" w:styleId="WWNum9">
     <w:name w:val="WWNum9"/>
-    <w:basedOn w:val="Sinlista"/>
+    <w:basedOn w:val="NoList"/>
     <w:pPr>
       <w:numPr>
         <w:numId w:val="9"/>
@@ -32112,7 +30913,7 @@
   </w:style>
   <w:style w:type="numbering" w:customStyle="1" w:styleId="WWNum10">
     <w:name w:val="WWNum10"/>
-    <w:basedOn w:val="Sinlista"/>
+    <w:basedOn w:val="NoList"/>
     <w:pPr>
       <w:numPr>
         <w:numId w:val="10"/>
@@ -32121,7 +30922,7 @@
   </w:style>
   <w:style w:type="numbering" w:customStyle="1" w:styleId="WWNum11">
     <w:name w:val="WWNum11"/>
-    <w:basedOn w:val="Sinlista"/>
+    <w:basedOn w:val="NoList"/>
     <w:pPr>
       <w:numPr>
         <w:numId w:val="11"/>
@@ -32130,7 +30931,7 @@
   </w:style>
   <w:style w:type="numbering" w:customStyle="1" w:styleId="WWNum12">
     <w:name w:val="WWNum12"/>
-    <w:basedOn w:val="Sinlista"/>
+    <w:basedOn w:val="NoList"/>
     <w:pPr>
       <w:numPr>
         <w:numId w:val="12"/>
@@ -32139,16 +30940,16 @@
   </w:style>
   <w:style w:type="numbering" w:customStyle="1" w:styleId="WWNum13">
     <w:name w:val="WWNum13"/>
-    <w:basedOn w:val="Sinlista"/>
+    <w:basedOn w:val="NoList"/>
     <w:pPr>
       <w:numPr>
         <w:numId w:val="13"/>
       </w:numPr>
     </w:pPr>
   </w:style>
-  <w:style w:type="table" w:styleId="Tabladecuadrcula4">
+  <w:style w:type="table" w:styleId="GridTable4">
     <w:name w:val="Grid Table 4"/>
-    <w:basedOn w:val="Tablanormal"/>
+    <w:basedOn w:val="TableNormal"/>
     <w:uiPriority w:val="49"/>
     <w:rsid w:val="00372BF1"/>
     <w:tblPr>
@@ -32219,9 +31020,9 @@
       </w:tcPr>
     </w:tblStylePr>
   </w:style>
-  <w:style w:type="table" w:styleId="Tablaconcuadrcula4-nfasis3">
+  <w:style w:type="table" w:styleId="GridTable4-Accent3">
     <w:name w:val="Grid Table 4 Accent 3"/>
-    <w:basedOn w:val="Tablanormal"/>
+    <w:basedOn w:val="TableNormal"/>
     <w:uiPriority w:val="49"/>
     <w:rsid w:val="00372BF1"/>
     <w:tblPr>
@@ -32292,9 +31093,9 @@
       </w:tcPr>
     </w:tblStylePr>
   </w:style>
-  <w:style w:type="table" w:styleId="Tablaconcuadrcula5oscura">
+  <w:style w:type="table" w:styleId="GridTable5Dark">
     <w:name w:val="Grid Table 5 Dark"/>
-    <w:basedOn w:val="Tablanormal"/>
+    <w:basedOn w:val="TableNormal"/>
     <w:uiPriority w:val="50"/>
     <w:rsid w:val="00372BF1"/>
     <w:tblPr>
@@ -32395,10 +31196,10 @@
       </w:tcPr>
     </w:tblStylePr>
   </w:style>
-  <w:style w:type="character" w:customStyle="1" w:styleId="Ttulo1Car">
-    <w:name w:val="Título 1 Car"/>
-    <w:basedOn w:val="Fuentedeprrafopredeter"/>
-    <w:link w:val="Ttulo1"/>
+  <w:style w:type="character" w:customStyle="1" w:styleId="Heading1Char">
+    <w:name w:val="Heading 1 Char"/>
+    <w:basedOn w:val="DefaultParagraphFont"/>
+    <w:link w:val="Heading1"/>
     <w:uiPriority w:val="9"/>
     <w:rsid w:val="00DE7A43"/>
     <w:rPr>
@@ -32410,10 +31211,10 @@
       <w:szCs w:val="32"/>
     </w:rPr>
   </w:style>
-  <w:style w:type="character" w:customStyle="1" w:styleId="Ttulo2Car">
-    <w:name w:val="Título 2 Car"/>
-    <w:basedOn w:val="Fuentedeprrafopredeter"/>
-    <w:link w:val="Ttulo2"/>
+  <w:style w:type="character" w:customStyle="1" w:styleId="Heading2Char">
+    <w:name w:val="Heading 2 Char"/>
+    <w:basedOn w:val="DefaultParagraphFont"/>
+    <w:link w:val="Heading2"/>
     <w:uiPriority w:val="9"/>
     <w:rsid w:val="00DE7A43"/>
     <w:rPr>
@@ -32426,10 +31227,10 @@
       <w:szCs w:val="28"/>
     </w:rPr>
   </w:style>
-  <w:style w:type="character" w:customStyle="1" w:styleId="Ttulo3Car">
-    <w:name w:val="Título 3 Car"/>
-    <w:basedOn w:val="Fuentedeprrafopredeter"/>
-    <w:link w:val="Ttulo3"/>
+  <w:style w:type="character" w:customStyle="1" w:styleId="Heading3Char">
+    <w:name w:val="Heading 3 Char"/>
+    <w:basedOn w:val="DefaultParagraphFont"/>
+    <w:link w:val="Heading3"/>
     <w:uiPriority w:val="9"/>
     <w:rsid w:val="00DE7A43"/>
     <w:rPr>
@@ -32440,10 +31241,10 @@
       <w:szCs w:val="26"/>
     </w:rPr>
   </w:style>
-  <w:style w:type="character" w:customStyle="1" w:styleId="Ttulo4Car">
-    <w:name w:val="Título 4 Car"/>
-    <w:basedOn w:val="Fuentedeprrafopredeter"/>
-    <w:link w:val="Ttulo4"/>
+  <w:style w:type="character" w:customStyle="1" w:styleId="Heading4Char">
+    <w:name w:val="Heading 4 Char"/>
+    <w:basedOn w:val="DefaultParagraphFont"/>
+    <w:link w:val="Heading4"/>
     <w:uiPriority w:val="9"/>
     <w:rsid w:val="00DE7A43"/>
     <w:rPr>
@@ -32454,10 +31255,10 @@
       <w:szCs w:val="28"/>
     </w:rPr>
   </w:style>
-  <w:style w:type="character" w:customStyle="1" w:styleId="Ttulo5Car">
-    <w:name w:val="Título 5 Car"/>
-    <w:basedOn w:val="Fuentedeprrafopredeter"/>
-    <w:link w:val="Ttulo5"/>
+  <w:style w:type="character" w:customStyle="1" w:styleId="Heading5Char">
+    <w:name w:val="Heading 5 Char"/>
+    <w:basedOn w:val="DefaultParagraphFont"/>
+    <w:link w:val="Heading5"/>
     <w:uiPriority w:val="9"/>
     <w:semiHidden/>
     <w:rsid w:val="00DE7A43"/>
@@ -32471,10 +31272,10 @@
       <w:szCs w:val="26"/>
     </w:rPr>
   </w:style>
-  <w:style w:type="character" w:customStyle="1" w:styleId="Ttulo6Car">
-    <w:name w:val="Título 6 Car"/>
-    <w:basedOn w:val="Fuentedeprrafopredeter"/>
-    <w:link w:val="Ttulo6"/>
+  <w:style w:type="character" w:customStyle="1" w:styleId="Heading6Char">
+    <w:name w:val="Heading 6 Char"/>
+    <w:basedOn w:val="DefaultParagraphFont"/>
+    <w:link w:val="Heading6"/>
     <w:uiPriority w:val="9"/>
     <w:semiHidden/>
     <w:rsid w:val="00DE7A43"/>
@@ -32484,10 +31285,10 @@
       <w:bCs/>
     </w:rPr>
   </w:style>
-  <w:style w:type="character" w:customStyle="1" w:styleId="Ttulo7Car">
-    <w:name w:val="Título 7 Car"/>
-    <w:basedOn w:val="Fuentedeprrafopredeter"/>
-    <w:link w:val="Ttulo7"/>
+  <w:style w:type="character" w:customStyle="1" w:styleId="Heading7Char">
+    <w:name w:val="Heading 7 Char"/>
+    <w:basedOn w:val="DefaultParagraphFont"/>
+    <w:link w:val="Heading7"/>
     <w:uiPriority w:val="9"/>
     <w:semiHidden/>
     <w:rsid w:val="00DE7A43"/>
@@ -32497,10 +31298,10 @@
       <w:szCs w:val="24"/>
     </w:rPr>
   </w:style>
-  <w:style w:type="character" w:customStyle="1" w:styleId="Ttulo8Car">
-    <w:name w:val="Título 8 Car"/>
-    <w:basedOn w:val="Fuentedeprrafopredeter"/>
-    <w:link w:val="Ttulo8"/>
+  <w:style w:type="character" w:customStyle="1" w:styleId="Heading8Char">
+    <w:name w:val="Heading 8 Char"/>
+    <w:basedOn w:val="DefaultParagraphFont"/>
+    <w:link w:val="Heading8"/>
     <w:uiPriority w:val="9"/>
     <w:semiHidden/>
     <w:rsid w:val="00DE7A43"/>
@@ -32512,10 +31313,10 @@
       <w:szCs w:val="24"/>
     </w:rPr>
   </w:style>
-  <w:style w:type="character" w:customStyle="1" w:styleId="Ttulo9Car">
-    <w:name w:val="Título 9 Car"/>
-    <w:basedOn w:val="Fuentedeprrafopredeter"/>
-    <w:link w:val="Ttulo9"/>
+  <w:style w:type="character" w:customStyle="1" w:styleId="Heading9Char">
+    <w:name w:val="Heading 9 Char"/>
+    <w:basedOn w:val="DefaultParagraphFont"/>
+    <w:link w:val="Heading9"/>
     <w:uiPriority w:val="9"/>
     <w:semiHidden/>
     <w:rsid w:val="00DE7A43"/>
@@ -32523,10 +31324,10 @@
       <w:rFonts w:asciiTheme="majorHAnsi" w:eastAsiaTheme="majorEastAsia" w:hAnsiTheme="majorHAnsi" w:cstheme="majorBidi"/>
     </w:rPr>
   </w:style>
-  <w:style w:type="character" w:customStyle="1" w:styleId="TtuloCar">
-    <w:name w:val="Título Car"/>
-    <w:basedOn w:val="Fuentedeprrafopredeter"/>
-    <w:link w:val="Ttulo"/>
+  <w:style w:type="character" w:customStyle="1" w:styleId="TitleChar">
+    <w:name w:val="Title Char"/>
+    <w:basedOn w:val="DefaultParagraphFont"/>
+    <w:link w:val="Title"/>
     <w:uiPriority w:val="10"/>
     <w:rsid w:val="00DE7A43"/>
     <w:rPr>
@@ -32538,10 +31339,10 @@
       <w:szCs w:val="32"/>
     </w:rPr>
   </w:style>
-  <w:style w:type="character" w:customStyle="1" w:styleId="SubttuloCar">
-    <w:name w:val="Subtítulo Car"/>
-    <w:basedOn w:val="Fuentedeprrafopredeter"/>
-    <w:link w:val="Subttulo"/>
+  <w:style w:type="character" w:customStyle="1" w:styleId="SubtitleChar">
+    <w:name w:val="Subtitle Char"/>
+    <w:basedOn w:val="DefaultParagraphFont"/>
+    <w:link w:val="Subtitle"/>
     <w:uiPriority w:val="11"/>
     <w:rsid w:val="00DE7A43"/>
     <w:rPr>
@@ -32550,9 +31351,9 @@
       <w:szCs w:val="24"/>
     </w:rPr>
   </w:style>
-  <w:style w:type="character" w:styleId="Fuerte">
+  <w:style w:type="character" w:styleId="Strong">
     <w:name w:val="Strong"/>
-    <w:basedOn w:val="Fuentedeprrafopredeter"/>
+    <w:basedOn w:val="DefaultParagraphFont"/>
     <w:uiPriority w:val="22"/>
     <w:qFormat/>
     <w:rsid w:val="00DE7A43"/>
@@ -32561,9 +31362,9 @@
       <w:bCs/>
     </w:rPr>
   </w:style>
-  <w:style w:type="character" w:styleId="nfasis">
+  <w:style w:type="character" w:styleId="Emphasis">
     <w:name w:val="Emphasis"/>
-    <w:basedOn w:val="Fuentedeprrafopredeter"/>
+    <w:basedOn w:val="DefaultParagraphFont"/>
     <w:uiPriority w:val="20"/>
     <w:qFormat/>
     <w:rsid w:val="00DE7A43"/>
@@ -32574,7 +31375,7 @@
       <w:iCs/>
     </w:rPr>
   </w:style>
-  <w:style w:type="paragraph" w:styleId="Sinespaciado">
+  <w:style w:type="paragraph" w:styleId="NoSpacing">
     <w:name w:val="No Spacing"/>
     <w:basedOn w:val="Normal"/>
     <w:uiPriority w:val="1"/>
@@ -32584,11 +31385,11 @@
       <w:szCs w:val="32"/>
     </w:rPr>
   </w:style>
-  <w:style w:type="paragraph" w:styleId="Cita">
+  <w:style w:type="paragraph" w:styleId="Quote">
     <w:name w:val="Quote"/>
     <w:basedOn w:val="Normal"/>
     <w:next w:val="Normal"/>
-    <w:link w:val="CitaCar"/>
+    <w:link w:val="QuoteChar"/>
     <w:uiPriority w:val="29"/>
     <w:qFormat/>
     <w:rsid w:val="00DE7A43"/>
@@ -32597,10 +31398,10 @@
       <w:i/>
     </w:rPr>
   </w:style>
-  <w:style w:type="character" w:customStyle="1" w:styleId="CitaCar">
-    <w:name w:val="Cita Car"/>
-    <w:basedOn w:val="Fuentedeprrafopredeter"/>
-    <w:link w:val="Cita"/>
+  <w:style w:type="character" w:customStyle="1" w:styleId="QuoteChar">
+    <w:name w:val="Quote Char"/>
+    <w:basedOn w:val="DefaultParagraphFont"/>
+    <w:link w:val="Quote"/>
     <w:uiPriority w:val="29"/>
     <w:rsid w:val="00DE7A43"/>
     <w:rPr>
@@ -32610,11 +31411,11 @@
       <w:szCs w:val="24"/>
     </w:rPr>
   </w:style>
-  <w:style w:type="paragraph" w:styleId="Citadestacada">
+  <w:style w:type="paragraph" w:styleId="IntenseQuote">
     <w:name w:val="Intense Quote"/>
     <w:basedOn w:val="Normal"/>
     <w:next w:val="Normal"/>
-    <w:link w:val="CitadestacadaCar"/>
+    <w:link w:val="IntenseQuoteChar"/>
     <w:uiPriority w:val="30"/>
     <w:qFormat/>
     <w:rsid w:val="00DE7A43"/>
@@ -32628,10 +31429,10 @@
       <w:szCs w:val="22"/>
     </w:rPr>
   </w:style>
-  <w:style w:type="character" w:customStyle="1" w:styleId="CitadestacadaCar">
-    <w:name w:val="Cita destacada Car"/>
-    <w:basedOn w:val="Fuentedeprrafopredeter"/>
-    <w:link w:val="Citadestacada"/>
+  <w:style w:type="character" w:customStyle="1" w:styleId="IntenseQuoteChar">
+    <w:name w:val="Intense Quote Char"/>
+    <w:basedOn w:val="DefaultParagraphFont"/>
+    <w:link w:val="IntenseQuote"/>
     <w:uiPriority w:val="30"/>
     <w:rsid w:val="00DE7A43"/>
     <w:rPr>
@@ -32641,7 +31442,7 @@
       <w:sz w:val="24"/>
     </w:rPr>
   </w:style>
-  <w:style w:type="character" w:styleId="nfasissutil">
+  <w:style w:type="character" w:styleId="SubtleEmphasis">
     <w:name w:val="Subtle Emphasis"/>
     <w:uiPriority w:val="19"/>
     <w:qFormat/>
@@ -32651,9 +31452,9 @@
       <w:color w:val="5A5A5A" w:themeColor="text1" w:themeTint="A5"/>
     </w:rPr>
   </w:style>
-  <w:style w:type="character" w:styleId="nfasisintenso">
+  <w:style w:type="character" w:styleId="IntenseEmphasis">
     <w:name w:val="Intense Emphasis"/>
-    <w:basedOn w:val="Fuentedeprrafopredeter"/>
+    <w:basedOn w:val="DefaultParagraphFont"/>
     <w:uiPriority w:val="21"/>
     <w:qFormat/>
     <w:rsid w:val="00DE7A43"/>
@@ -32665,9 +31466,9 @@
       <w:u w:val="single"/>
     </w:rPr>
   </w:style>
-  <w:style w:type="character" w:styleId="Referenciasutil">
+  <w:style w:type="character" w:styleId="SubtleReference">
     <w:name w:val="Subtle Reference"/>
-    <w:basedOn w:val="Fuentedeprrafopredeter"/>
+    <w:basedOn w:val="DefaultParagraphFont"/>
     <w:uiPriority w:val="31"/>
     <w:qFormat/>
     <w:rsid w:val="00DE7A43"/>
@@ -32677,9 +31478,9 @@
       <w:u w:val="single"/>
     </w:rPr>
   </w:style>
-  <w:style w:type="character" w:styleId="Referenciaintensa">
+  <w:style w:type="character" w:styleId="IntenseReference">
     <w:name w:val="Intense Reference"/>
-    <w:basedOn w:val="Fuentedeprrafopredeter"/>
+    <w:basedOn w:val="DefaultParagraphFont"/>
     <w:uiPriority w:val="32"/>
     <w:qFormat/>
     <w:rsid w:val="00DE7A43"/>
@@ -32689,9 +31490,9 @@
       <w:u w:val="single"/>
     </w:rPr>
   </w:style>
-  <w:style w:type="character" w:styleId="Ttulodellibro">
+  <w:style w:type="character" w:styleId="BookTitle">
     <w:name w:val="Book Title"/>
-    <w:basedOn w:val="Fuentedeprrafopredeter"/>
+    <w:basedOn w:val="DefaultParagraphFont"/>
     <w:uiPriority w:val="33"/>
     <w:qFormat/>
     <w:rsid w:val="00DE7A43"/>
@@ -32703,9 +31504,9 @@
       <w:szCs w:val="24"/>
     </w:rPr>
   </w:style>
-  <w:style w:type="paragraph" w:styleId="TtuloTDC">
+  <w:style w:type="paragraph" w:styleId="TOCHeading">
     <w:name w:val="TOC Heading"/>
-    <w:basedOn w:val="Ttulo1"/>
+    <w:basedOn w:val="Heading1"/>
     <w:next w:val="Normal"/>
     <w:uiPriority w:val="39"/>
     <w:semiHidden/>
@@ -32716,7 +31517,7 @@
       <w:outlineLvl w:val="9"/>
     </w:pPr>
   </w:style>
-  <w:style w:type="paragraph" w:styleId="Prrafodelista">
+  <w:style w:type="paragraph" w:styleId="ListParagraph">
     <w:name w:val="List Paragraph"/>
     <w:basedOn w:val="Normal"/>
     <w:uiPriority w:val="34"/>
